--- a/klagomål/A 26639-2026 FSC-klagomål.docx
+++ b/klagomål/A 26639-2026 FSC-klagomål.docx
@@ -671,7 +671,7 @@
     <w:r>
       <w:tab/>
       <w:tab/>
-      <w:t>2026-06-15</w:t>
+      <w:t>2026-06-16</w:t>
       <w:br/>
       <w:br/>
     </w:r>

--- a/klagomål/A 26639-2026 FSC-klagomål.docx
+++ b/klagomål/A 26639-2026 FSC-klagomål.docx
@@ -671,7 +671,7 @@
     <w:r>
       <w:tab/>
       <w:tab/>
-      <w:t>2026-06-16</w:t>
+      <w:t>2026-06-17</w:t>
       <w:br/>
       <w:br/>
     </w:r>

--- a/klagomål/A 26639-2026 FSC-klagomål.docx
+++ b/klagomål/A 26639-2026 FSC-klagomål.docx
@@ -1,6 +1,6 @@
 
 <file path=word/document.xml><?xml version="1.0" encoding="utf-8"?>
-<w:document xmlns:wpc="http://schemas.microsoft.com/office/word/2010/wordprocessingCanvas" xmlns:cx="http://schemas.microsoft.com/office/drawing/2014/chartex" xmlns:cx1="http://schemas.microsoft.com/office/drawing/2015/9/8/chartex" xmlns:cx2="http://schemas.microsoft.com/office/drawing/2015/10/21/chartex" xmlns:cx3="http://schemas.microsoft.com/office/drawing/2016/5/9/chartex" xmlns:cx4="http://schemas.microsoft.com/office/drawing/2016/5/10/chartex" xmlns:cx5="http://schemas.microsoft.com/office/drawing/2016/5/11/chartex" xmlns:cx6="http://schemas.microsoft.com/office/drawing/2016/5/12/chartex" xmlns:cx7="http://schemas.microsoft.com/office/drawing/2016/5/13/chartex" xmlns:cx8="http://schemas.microsoft.com/office/drawing/2016/5/14/chartex" xmlns:mc="http://schemas.openxmlformats.org/markup-compatibility/2006" xmlns:aink="http://schemas.microsoft.com/office/drawing/2016/ink" xmlns:am3d="http://schemas.microsoft.com/office/drawing/2017/model3d" xmlns:o="urn:schemas-microsoft-com:office:office" xmlns:oel="http://schemas.microsoft.com/office/2019/extlst" xmlns:r="http://schemas.openxmlformats.org/officeDocument/2006/relationships" xmlns:m="http://schemas.openxmlformats.org/officeDocument/2006/math" xmlns:v="urn:schemas-microsoft-com:vml" xmlns:wp14="http://schemas.microsoft.com/office/word/2010/wordprocessingDrawing" xmlns:wp="http://schemas.openxmlformats.org/drawingml/2006/wordprocessingDrawing" xmlns:w10="urn:schemas-microsoft-com:office:word" xmlns:w="http://schemas.openxmlformats.org/wordprocessingml/2006/main" xmlns:w14="http://schemas.microsoft.com/office/word/2010/wordml" xmlns:w15="http://schemas.microsoft.com/office/word/2012/wordml" xmlns:w16cex="http://schemas.microsoft.com/office/word/2018/wordml/cex" xmlns:w16cid="http://schemas.microsoft.com/office/word/2016/wordml/cid" xmlns:w16="http://schemas.microsoft.com/office/word/2018/wordml" xmlns:w16sdtdh="http://schemas.microsoft.com/office/word/2020/wordml/sdtdatahash" xmlns:w16se="http://schemas.microsoft.com/office/word/2015/wordml/symex" xmlns:wpg="http://schemas.microsoft.com/office/word/2010/wordprocessingGroup" xmlns:wpi="http://schemas.microsoft.com/office/word/2010/wordprocessingInk" xmlns:wne="http://schemas.microsoft.com/office/word/2006/wordml" xmlns:wps="http://schemas.microsoft.com/office/word/2010/wordprocessingShape" mc:Ignorable="w14 w15 w16se w16cid w16 w16cex w16sdtdh wp14">
+<w:document xmlns:wpc="http://schemas.microsoft.com/office/word/2010/wordprocessingCanvas" xmlns:cx="http://schemas.microsoft.com/office/drawing/2014/chartex" xmlns:cx1="http://schemas.microsoft.com/office/drawing/2015/9/8/chartex" xmlns:cx2="http://schemas.microsoft.com/office/drawing/2015/10/21/chartex" xmlns:cx3="http://schemas.microsoft.com/office/drawing/2016/5/9/chartex" xmlns:cx4="http://schemas.microsoft.com/office/drawing/2016/5/10/chartex" xmlns:cx5="http://schemas.microsoft.com/office/drawing/2016/5/11/chartex" xmlns:cx6="http://schemas.microsoft.com/office/drawing/2016/5/12/chartex" xmlns:cx7="http://schemas.microsoft.com/office/drawing/2016/5/13/chartex" xmlns:cx8="http://schemas.microsoft.com/office/drawing/2016/5/14/chartex" xmlns:mc="http://schemas.openxmlformats.org/markup-compatibility/2006" xmlns:aink="http://schemas.microsoft.com/office/drawing/2016/ink" xmlns:am3d="http://schemas.microsoft.com/office/drawing/2017/model3d" xmlns:o="urn:schemas-microsoft-com:office:office" xmlns:oel="http://schemas.microsoft.com/office/2019/extlst" xmlns:r="http://schemas.openxmlformats.org/officeDocument/2006/relationships" xmlns:m="http://schemas.openxmlformats.org/officeDocument/2006/math" xmlns:v="urn:schemas-microsoft-com:vml" xmlns:wp14="http://schemas.microsoft.com/office/word/2010/wordprocessingDrawing" xmlns:wp="http://schemas.openxmlformats.org/drawingml/2006/wordprocessingDrawing" xmlns:w10="urn:schemas-microsoft-com:office:word" xmlns:w="http://schemas.openxmlformats.org/wordprocessingml/2006/main" xmlns:w14="http://schemas.microsoft.com/office/word/2010/wordml" xmlns:w15="http://schemas.microsoft.com/office/word/2012/wordml" xmlns:w16cex="http://schemas.microsoft.com/office/word/2018/wordml/cex" xmlns:w16cid="http://schemas.microsoft.com/office/word/2016/wordml/cid" xmlns:w16="http://schemas.microsoft.com/office/word/2018/wordml" xmlns:w16du="http://schemas.microsoft.com/office/word/2023/wordml/word16du" xmlns:w16sdtdh="http://schemas.microsoft.com/office/word/2020/wordml/sdtdatahash" xmlns:w16sdtfl="http://schemas.microsoft.com/office/word/2024/wordml/sdtformatlock" xmlns:w16se="http://schemas.microsoft.com/office/word/2015/wordml/symex" xmlns:wpg="http://schemas.microsoft.com/office/word/2010/wordprocessingGroup" xmlns:wpi="http://schemas.microsoft.com/office/word/2010/wordprocessingInk" xmlns:wne="http://schemas.microsoft.com/office/word/2006/wordml" xmlns:wps="http://schemas.microsoft.com/office/word/2010/wordprocessingShape" mc:Ignorable="w14 w15 w16se w16cid w16 w16cex w16sdtdh w16sdtfl w16du wp14">
   <w:body>
     <w:p>
       <w:r>
@@ -168,7 +168,7 @@
     </w:p>
     <w:p>
       <w:r>
-        <w:t>Detta dokument behandlar höga naturvärden i avverkningsanmälan A 26639-2026 i Jokkmokks kommun. Denna avverkningsanmälan inkom 2026-06-11 08:57:36 och omfattar 2,6 ha.</w:t>
+        <w:t>Detta dokument behandlar höga naturvärden i avverkningsanmälan A 26639-2026 i Jokkmokks kommun som inkom 2026-06-11 och omfattar 2,6 ha.</w:t>
       </w:r>
     </w:p>
     <w:p>
@@ -191,12 +191,15 @@
     </w:p>
     <w:p>
       <w:r>
-        <w:t>I avverkningsanmälan har följande 1 naturvårdsarter hittats: dropptaggsvamp (S). Arter som är signalarter enligt Skogsstyrelsen har markerats med (S).</w:t>
+        <w:t>I och inom 4 meter från avverkningsanmälan har följande 2 naturvårdsarter hittats: dropptaggsvamp (NT, T) och skarp dropptaggsvamp (NT). Av dessa är 2 rödlistade. För rödlistade arter har rödlistekategorin angivits inom parentes. Typiska arter inom Natura 2000 som är kopplade till skogsekosystem har markerats med (T).</w:t>
       </w:r>
     </w:p>
     <w:p>
       <w:r>
-        <w:t>De påträffade naturvårdsarterna är ett tydligt kvitto på att detta rör sig om en skog med höga naturvärden. I Figur 1 visas en karta över det avverkningsanmälda området, där samtliga fyndplatser för naturvårdsarter som finns registrerade på Artportalen har markerats.</w:t>
+        <w:t>De påträffade naturvårdsarterna är ett tydligt kvitto på att det rör sig om en skog med höga naturvärden.</w:t>
+      </w:r>
+      <w:r>
+        <w:t xml:space="preserve"> I Figur 1 visas fyndplatser för naturvårdsarter i området, som finns registrerade på Artportalen.</w:t>
       </w:r>
     </w:p>
     <w:p>
@@ -206,7 +209,7 @@
       <w:r>
         <w:drawing>
           <wp:inline xmlns:a="http://schemas.openxmlformats.org/drawingml/2006/main" xmlns:pic="http://schemas.openxmlformats.org/drawingml/2006/picture">
-            <wp:extent cx="5486400" cy="3773521"/>
+            <wp:extent cx="5486400" cy="4754880"/>
             <wp:docPr id="1" name="Picture 1"/>
             <wp:cNvGraphicFramePr>
               <a:graphicFrameLocks noChangeAspect="1"/>
@@ -227,7 +230,7 @@
                   <pic:spPr>
                     <a:xfrm>
                       <a:off x="0" y="0"/>
-                      <a:ext cx="5486400" cy="3773521"/>
+                      <a:ext cx="5486400" cy="4754880"/>
                     </a:xfrm>
                     <a:prstGeom prst="rect"/>
                   </pic:spPr>
@@ -241,9 +244,10 @@
     <w:p>
       <w:pPr>
         <w:pStyle w:val="Caption"/>
+        <w:spacing w:after="240"/>
       </w:pPr>
       <w:r>
-        <w:t>Figur 1. Fyndplatser för naturvårdsarter i det avverkningsanmälda området (röd linje). Markörer utan svart kant är placerade på fyndplatsen. Markörer med svart kant är placerade vid sidan av fyndplatsen och har ett svart streck som visar fyndplatsens exakta position. Kartans mittpunktskoordinat är N 7334855, E 720109 i SWEREF 99 TM.</w:t>
+        <w:t>Figur 1. Fyndplatser för naturvårdsarter i och inom 4 meter från avverkningsanmälan (röd linje). Markörer utan svart kant är placerade på fyndplatsen. Markörer med svart kant är placerade vid sidan av fyndplatsen och har ett svart streck som visar fyndplatsens exakta position. Kartans mittpunktskoordinat är N 7334855, E 720109 i SWEREF 99 TM.</w:t>
       </w:r>
     </w:p>
     <w:p>
@@ -264,6 +268,17 @@
       </w:r>
       <w:r>
         <w:t>(SLU Artdatabanken, 2026).</w:t>
+      </w:r>
+    </w:p>
+    <w:p>
+      <w:r>
+        <w:rPr>
+          <w:b/>
+        </w:rPr>
+        <w:t xml:space="preserve">Skarp dropptaggsvamp (NT) </w:t>
+      </w:r>
+      <w:r>
+        <w:t>bildar mykorrhiza med både gran och tall, främst i barrskogar med trädkontinuitet. Arten uppträder dels i näringsrik kalkbarrskog och dels i sur lavtallskog. Kalkbarrskogarna är ofta grandominerade, olikåldriga och skiktade på frisk mark med ett örtrikt vegetationsskikt. Lavtallskogarna är i regel magra, torra, ljusöppna och ofta brandpräglade. Den totala populationen i landet har minskat och bedöms fortsätta minska till följd av avverkning av äldre barrskogar. Arten har begränsad förmåga att återetablera sig efter slutavverkning eller andra storskaliga skogsbruksåtgärder. Det saknas indikationer på att arten långsiktigt kan etablera eller reproducera sig i skogsbestånd som brukas med metoder som trakthyggesbruk, markberedning, gödsling eller föryngring med förädlat plantmaterial. Minskningstakten för den svenska populationen bedöms vara nära gränsvärdet för Sårbar (VU) (SLU Artdatabanken, 2026).</w:t>
       </w:r>
     </w:p>
     <w:p>
@@ -356,7 +371,7 @@
         <w:rPr>
           <w:i/>
         </w:rPr>
-        <w:t>I det avverkningsanmälda skogsområdet har 1 naturvårdsarter varav 0 rödlistade arter sina livsmiljöer och växtplatser.</w:t>
+        <w:t>I det avverkningsanmälda skogsområdet har 2 naturvårdsarter varav 2 rödlistade arter sina livsmiljöer och växtplatser.</w:t>
       </w:r>
     </w:p>
     <w:p>
@@ -561,7 +576,7 @@
 </file>
 
 <file path=word/endnotes.xml><?xml version="1.0" encoding="utf-8"?>
-<w:endnotes xmlns:wpc="http://schemas.microsoft.com/office/word/2010/wordprocessingCanvas" xmlns:cx="http://schemas.microsoft.com/office/drawing/2014/chartex" xmlns:cx1="http://schemas.microsoft.com/office/drawing/2015/9/8/chartex" xmlns:cx2="http://schemas.microsoft.com/office/drawing/2015/10/21/chartex" xmlns:cx3="http://schemas.microsoft.com/office/drawing/2016/5/9/chartex" xmlns:cx4="http://schemas.microsoft.com/office/drawing/2016/5/10/chartex" xmlns:cx5="http://schemas.microsoft.com/office/drawing/2016/5/11/chartex" xmlns:cx6="http://schemas.microsoft.com/office/drawing/2016/5/12/chartex" xmlns:cx7="http://schemas.microsoft.com/office/drawing/2016/5/13/chartex" xmlns:cx8="http://schemas.microsoft.com/office/drawing/2016/5/14/chartex" xmlns:mc="http://schemas.openxmlformats.org/markup-compatibility/2006" xmlns:aink="http://schemas.microsoft.com/office/drawing/2016/ink" xmlns:am3d="http://schemas.microsoft.com/office/drawing/2017/model3d" xmlns:o="urn:schemas-microsoft-com:office:office" xmlns:oel="http://schemas.microsoft.com/office/2019/extlst" xmlns:r="http://schemas.openxmlformats.org/officeDocument/2006/relationships" xmlns:m="http://schemas.openxmlformats.org/officeDocument/2006/math" xmlns:v="urn:schemas-microsoft-com:vml" xmlns:wp14="http://schemas.microsoft.com/office/word/2010/wordprocessingDrawing" xmlns:wp="http://schemas.openxmlformats.org/drawingml/2006/wordprocessingDrawing" xmlns:w10="urn:schemas-microsoft-com:office:word" xmlns:w="http://schemas.openxmlformats.org/wordprocessingml/2006/main" xmlns:w14="http://schemas.microsoft.com/office/word/2010/wordml" xmlns:w15="http://schemas.microsoft.com/office/word/2012/wordml" xmlns:w16cex="http://schemas.microsoft.com/office/word/2018/wordml/cex" xmlns:w16cid="http://schemas.microsoft.com/office/word/2016/wordml/cid" xmlns:w16="http://schemas.microsoft.com/office/word/2018/wordml" xmlns:w16sdtdh="http://schemas.microsoft.com/office/word/2020/wordml/sdtdatahash" xmlns:w16se="http://schemas.microsoft.com/office/word/2015/wordml/symex" xmlns:wpg="http://schemas.microsoft.com/office/word/2010/wordprocessingGroup" xmlns:wpi="http://schemas.microsoft.com/office/word/2010/wordprocessingInk" xmlns:wne="http://schemas.microsoft.com/office/word/2006/wordml" xmlns:wps="http://schemas.microsoft.com/office/word/2010/wordprocessingShape" mc:Ignorable="w14 w15 w16se w16cid w16 w16cex w16sdtdh wp14">
+<w:endnotes xmlns:wpc="http://schemas.microsoft.com/office/word/2010/wordprocessingCanvas" xmlns:cx="http://schemas.microsoft.com/office/drawing/2014/chartex" xmlns:cx1="http://schemas.microsoft.com/office/drawing/2015/9/8/chartex" xmlns:cx2="http://schemas.microsoft.com/office/drawing/2015/10/21/chartex" xmlns:cx3="http://schemas.microsoft.com/office/drawing/2016/5/9/chartex" xmlns:cx4="http://schemas.microsoft.com/office/drawing/2016/5/10/chartex" xmlns:cx5="http://schemas.microsoft.com/office/drawing/2016/5/11/chartex" xmlns:cx6="http://schemas.microsoft.com/office/drawing/2016/5/12/chartex" xmlns:cx7="http://schemas.microsoft.com/office/drawing/2016/5/13/chartex" xmlns:cx8="http://schemas.microsoft.com/office/drawing/2016/5/14/chartex" xmlns:mc="http://schemas.openxmlformats.org/markup-compatibility/2006" xmlns:aink="http://schemas.microsoft.com/office/drawing/2016/ink" xmlns:am3d="http://schemas.microsoft.com/office/drawing/2017/model3d" xmlns:o="urn:schemas-microsoft-com:office:office" xmlns:oel="http://schemas.microsoft.com/office/2019/extlst" xmlns:r="http://schemas.openxmlformats.org/officeDocument/2006/relationships" xmlns:m="http://schemas.openxmlformats.org/officeDocument/2006/math" xmlns:v="urn:schemas-microsoft-com:vml" xmlns:wp14="http://schemas.microsoft.com/office/word/2010/wordprocessingDrawing" xmlns:wp="http://schemas.openxmlformats.org/drawingml/2006/wordprocessingDrawing" xmlns:w10="urn:schemas-microsoft-com:office:word" xmlns:w="http://schemas.openxmlformats.org/wordprocessingml/2006/main" xmlns:w14="http://schemas.microsoft.com/office/word/2010/wordml" xmlns:w15="http://schemas.microsoft.com/office/word/2012/wordml" xmlns:w16cex="http://schemas.microsoft.com/office/word/2018/wordml/cex" xmlns:w16cid="http://schemas.microsoft.com/office/word/2016/wordml/cid" xmlns:w16="http://schemas.microsoft.com/office/word/2018/wordml" xmlns:w16du="http://schemas.microsoft.com/office/word/2023/wordml/word16du" xmlns:w16sdtdh="http://schemas.microsoft.com/office/word/2020/wordml/sdtdatahash" xmlns:w16sdtfl="http://schemas.microsoft.com/office/word/2024/wordml/sdtformatlock" xmlns:w16se="http://schemas.microsoft.com/office/word/2015/wordml/symex" xmlns:wpg="http://schemas.microsoft.com/office/word/2010/wordprocessingGroup" xmlns:wpi="http://schemas.microsoft.com/office/word/2010/wordprocessingInk" xmlns:wne="http://schemas.microsoft.com/office/word/2006/wordml" xmlns:wps="http://schemas.microsoft.com/office/word/2010/wordprocessingShape" mc:Ignorable="w14 w15 w16se w16cid w16 w16cex w16sdtdh w16sdtfl w16du wp14">
   <w:endnote w:type="separator" w:id="-1">
     <w:p>
       <w:pPr>
@@ -586,7 +601,7 @@
 </file>
 
 <file path=word/footer1.xml><?xml version="1.0" encoding="utf-8"?>
-<w:ftr xmlns:wpc="http://schemas.microsoft.com/office/word/2010/wordprocessingCanvas" xmlns:cx="http://schemas.microsoft.com/office/drawing/2014/chartex" xmlns:cx1="http://schemas.microsoft.com/office/drawing/2015/9/8/chartex" xmlns:cx2="http://schemas.microsoft.com/office/drawing/2015/10/21/chartex" xmlns:cx3="http://schemas.microsoft.com/office/drawing/2016/5/9/chartex" xmlns:cx4="http://schemas.microsoft.com/office/drawing/2016/5/10/chartex" xmlns:cx5="http://schemas.microsoft.com/office/drawing/2016/5/11/chartex" xmlns:cx6="http://schemas.microsoft.com/office/drawing/2016/5/12/chartex" xmlns:cx7="http://schemas.microsoft.com/office/drawing/2016/5/13/chartex" xmlns:cx8="http://schemas.microsoft.com/office/drawing/2016/5/14/chartex" xmlns:mc="http://schemas.openxmlformats.org/markup-compatibility/2006" xmlns:aink="http://schemas.microsoft.com/office/drawing/2016/ink" xmlns:am3d="http://schemas.microsoft.com/office/drawing/2017/model3d" xmlns:o="urn:schemas-microsoft-com:office:office" xmlns:oel="http://schemas.microsoft.com/office/2019/extlst" xmlns:r="http://schemas.openxmlformats.org/officeDocument/2006/relationships" xmlns:m="http://schemas.openxmlformats.org/officeDocument/2006/math" xmlns:v="urn:schemas-microsoft-com:vml" xmlns:wp14="http://schemas.microsoft.com/office/word/2010/wordprocessingDrawing" xmlns:wp="http://schemas.openxmlformats.org/drawingml/2006/wordprocessingDrawing" xmlns:w10="urn:schemas-microsoft-com:office:word" xmlns:w="http://schemas.openxmlformats.org/wordprocessingml/2006/main" xmlns:w14="http://schemas.microsoft.com/office/word/2010/wordml" xmlns:w15="http://schemas.microsoft.com/office/word/2012/wordml" xmlns:w16cex="http://schemas.microsoft.com/office/word/2018/wordml/cex" xmlns:w16cid="http://schemas.microsoft.com/office/word/2016/wordml/cid" xmlns:w16="http://schemas.microsoft.com/office/word/2018/wordml" xmlns:w16sdtdh="http://schemas.microsoft.com/office/word/2020/wordml/sdtdatahash" xmlns:w16se="http://schemas.microsoft.com/office/word/2015/wordml/symex" xmlns:wpg="http://schemas.microsoft.com/office/word/2010/wordprocessingGroup" xmlns:wpi="http://schemas.microsoft.com/office/word/2010/wordprocessingInk" xmlns:wne="http://schemas.microsoft.com/office/word/2006/wordml" xmlns:wps="http://schemas.microsoft.com/office/word/2010/wordprocessingShape" mc:Ignorable="w14 w15 w16se w16cid w16 w16cex w16sdtdh wp14">
+<w:ftr xmlns:wpc="http://schemas.microsoft.com/office/word/2010/wordprocessingCanvas" xmlns:cx="http://schemas.microsoft.com/office/drawing/2014/chartex" xmlns:cx1="http://schemas.microsoft.com/office/drawing/2015/9/8/chartex" xmlns:cx2="http://schemas.microsoft.com/office/drawing/2015/10/21/chartex" xmlns:cx3="http://schemas.microsoft.com/office/drawing/2016/5/9/chartex" xmlns:cx4="http://schemas.microsoft.com/office/drawing/2016/5/10/chartex" xmlns:cx5="http://schemas.microsoft.com/office/drawing/2016/5/11/chartex" xmlns:cx6="http://schemas.microsoft.com/office/drawing/2016/5/12/chartex" xmlns:cx7="http://schemas.microsoft.com/office/drawing/2016/5/13/chartex" xmlns:cx8="http://schemas.microsoft.com/office/drawing/2016/5/14/chartex" xmlns:mc="http://schemas.openxmlformats.org/markup-compatibility/2006" xmlns:aink="http://schemas.microsoft.com/office/drawing/2016/ink" xmlns:am3d="http://schemas.microsoft.com/office/drawing/2017/model3d" xmlns:o="urn:schemas-microsoft-com:office:office" xmlns:oel="http://schemas.microsoft.com/office/2019/extlst" xmlns:r="http://schemas.openxmlformats.org/officeDocument/2006/relationships" xmlns:m="http://schemas.openxmlformats.org/officeDocument/2006/math" xmlns:v="urn:schemas-microsoft-com:vml" xmlns:wp14="http://schemas.microsoft.com/office/word/2010/wordprocessingDrawing" xmlns:wp="http://schemas.openxmlformats.org/drawingml/2006/wordprocessingDrawing" xmlns:w10="urn:schemas-microsoft-com:office:word" xmlns:w="http://schemas.openxmlformats.org/wordprocessingml/2006/main" xmlns:w14="http://schemas.microsoft.com/office/word/2010/wordml" xmlns:w15="http://schemas.microsoft.com/office/word/2012/wordml" xmlns:w16cex="http://schemas.microsoft.com/office/word/2018/wordml/cex" xmlns:w16cid="http://schemas.microsoft.com/office/word/2016/wordml/cid" xmlns:w16="http://schemas.microsoft.com/office/word/2018/wordml" xmlns:w16du="http://schemas.microsoft.com/office/word/2023/wordml/word16du" xmlns:w16sdtdh="http://schemas.microsoft.com/office/word/2020/wordml/sdtdatahash" xmlns:w16sdtfl="http://schemas.microsoft.com/office/word/2024/wordml/sdtformatlock" xmlns:w16se="http://schemas.microsoft.com/office/word/2015/wordml/symex" xmlns:wpg="http://schemas.microsoft.com/office/word/2010/wordprocessingGroup" xmlns:wpi="http://schemas.microsoft.com/office/word/2010/wordprocessingInk" xmlns:wne="http://schemas.microsoft.com/office/word/2006/wordml" xmlns:wps="http://schemas.microsoft.com/office/word/2010/wordprocessingShape" mc:Ignorable="w14 w15 w16se w16cid w16 w16cex w16sdtdh w16sdtfl w16du wp14">
   <w:p>
     <w:pPr>
       <w:pStyle w:val="Footer"/>
@@ -596,7 +611,7 @@
 </file>
 
 <file path=word/footer2.xml><?xml version="1.0" encoding="utf-8"?>
-<w:ftr xmlns:wpc="http://schemas.microsoft.com/office/word/2010/wordprocessingCanvas" xmlns:cx="http://schemas.microsoft.com/office/drawing/2014/chartex" xmlns:cx1="http://schemas.microsoft.com/office/drawing/2015/9/8/chartex" xmlns:cx2="http://schemas.microsoft.com/office/drawing/2015/10/21/chartex" xmlns:cx3="http://schemas.microsoft.com/office/drawing/2016/5/9/chartex" xmlns:cx4="http://schemas.microsoft.com/office/drawing/2016/5/10/chartex" xmlns:cx5="http://schemas.microsoft.com/office/drawing/2016/5/11/chartex" xmlns:cx6="http://schemas.microsoft.com/office/drawing/2016/5/12/chartex" xmlns:cx7="http://schemas.microsoft.com/office/drawing/2016/5/13/chartex" xmlns:cx8="http://schemas.microsoft.com/office/drawing/2016/5/14/chartex" xmlns:mc="http://schemas.openxmlformats.org/markup-compatibility/2006" xmlns:aink="http://schemas.microsoft.com/office/drawing/2016/ink" xmlns:am3d="http://schemas.microsoft.com/office/drawing/2017/model3d" xmlns:o="urn:schemas-microsoft-com:office:office" xmlns:oel="http://schemas.microsoft.com/office/2019/extlst" xmlns:r="http://schemas.openxmlformats.org/officeDocument/2006/relationships" xmlns:m="http://schemas.openxmlformats.org/officeDocument/2006/math" xmlns:v="urn:schemas-microsoft-com:vml" xmlns:wp14="http://schemas.microsoft.com/office/word/2010/wordprocessingDrawing" xmlns:wp="http://schemas.openxmlformats.org/drawingml/2006/wordprocessingDrawing" xmlns:w10="urn:schemas-microsoft-com:office:word" xmlns:w="http://schemas.openxmlformats.org/wordprocessingml/2006/main" xmlns:w14="http://schemas.microsoft.com/office/word/2010/wordml" xmlns:w15="http://schemas.microsoft.com/office/word/2012/wordml" xmlns:w16cex="http://schemas.microsoft.com/office/word/2018/wordml/cex" xmlns:w16cid="http://schemas.microsoft.com/office/word/2016/wordml/cid" xmlns:w16="http://schemas.microsoft.com/office/word/2018/wordml" xmlns:w16sdtdh="http://schemas.microsoft.com/office/word/2020/wordml/sdtdatahash" xmlns:w16se="http://schemas.microsoft.com/office/word/2015/wordml/symex" xmlns:wpg="http://schemas.microsoft.com/office/word/2010/wordprocessingGroup" xmlns:wpi="http://schemas.microsoft.com/office/word/2010/wordprocessingInk" xmlns:wne="http://schemas.microsoft.com/office/word/2006/wordml" xmlns:wps="http://schemas.microsoft.com/office/word/2010/wordprocessingShape" mc:Ignorable="w14 w15 w16se w16cid w16 w16cex w16sdtdh wp14">
+<w:ftr xmlns:wpc="http://schemas.microsoft.com/office/word/2010/wordprocessingCanvas" xmlns:cx="http://schemas.microsoft.com/office/drawing/2014/chartex" xmlns:cx1="http://schemas.microsoft.com/office/drawing/2015/9/8/chartex" xmlns:cx2="http://schemas.microsoft.com/office/drawing/2015/10/21/chartex" xmlns:cx3="http://schemas.microsoft.com/office/drawing/2016/5/9/chartex" xmlns:cx4="http://schemas.microsoft.com/office/drawing/2016/5/10/chartex" xmlns:cx5="http://schemas.microsoft.com/office/drawing/2016/5/11/chartex" xmlns:cx6="http://schemas.microsoft.com/office/drawing/2016/5/12/chartex" xmlns:cx7="http://schemas.microsoft.com/office/drawing/2016/5/13/chartex" xmlns:cx8="http://schemas.microsoft.com/office/drawing/2016/5/14/chartex" xmlns:mc="http://schemas.openxmlformats.org/markup-compatibility/2006" xmlns:aink="http://schemas.microsoft.com/office/drawing/2016/ink" xmlns:am3d="http://schemas.microsoft.com/office/drawing/2017/model3d" xmlns:o="urn:schemas-microsoft-com:office:office" xmlns:oel="http://schemas.microsoft.com/office/2019/extlst" xmlns:r="http://schemas.openxmlformats.org/officeDocument/2006/relationships" xmlns:m="http://schemas.openxmlformats.org/officeDocument/2006/math" xmlns:v="urn:schemas-microsoft-com:vml" xmlns:wp14="http://schemas.microsoft.com/office/word/2010/wordprocessingDrawing" xmlns:wp="http://schemas.openxmlformats.org/drawingml/2006/wordprocessingDrawing" xmlns:w10="urn:schemas-microsoft-com:office:word" xmlns:w="http://schemas.openxmlformats.org/wordprocessingml/2006/main" xmlns:w14="http://schemas.microsoft.com/office/word/2010/wordml" xmlns:w15="http://schemas.microsoft.com/office/word/2012/wordml" xmlns:w16cex="http://schemas.microsoft.com/office/word/2018/wordml/cex" xmlns:w16cid="http://schemas.microsoft.com/office/word/2016/wordml/cid" xmlns:w16="http://schemas.microsoft.com/office/word/2018/wordml" xmlns:w16du="http://schemas.microsoft.com/office/word/2023/wordml/word16du" xmlns:w16sdtdh="http://schemas.microsoft.com/office/word/2020/wordml/sdtdatahash" xmlns:w16sdtfl="http://schemas.microsoft.com/office/word/2024/wordml/sdtformatlock" xmlns:w16se="http://schemas.microsoft.com/office/word/2015/wordml/symex" xmlns:wpg="http://schemas.microsoft.com/office/word/2010/wordprocessingGroup" xmlns:wpi="http://schemas.microsoft.com/office/word/2010/wordprocessingInk" xmlns:wne="http://schemas.microsoft.com/office/word/2006/wordml" xmlns:wps="http://schemas.microsoft.com/office/word/2010/wordprocessingShape" mc:Ignorable="w14 w15 w16se w16cid w16 w16cex w16sdtdh w16sdtfl w16du wp14">
   <w:p>
     <w:pPr>
       <w:pStyle w:val="Footer"/>
@@ -606,7 +621,7 @@
 </file>
 
 <file path=word/footer3.xml><?xml version="1.0" encoding="utf-8"?>
-<w:ftr xmlns:wpc="http://schemas.microsoft.com/office/word/2010/wordprocessingCanvas" xmlns:cx="http://schemas.microsoft.com/office/drawing/2014/chartex" xmlns:cx1="http://schemas.microsoft.com/office/drawing/2015/9/8/chartex" xmlns:cx2="http://schemas.microsoft.com/office/drawing/2015/10/21/chartex" xmlns:cx3="http://schemas.microsoft.com/office/drawing/2016/5/9/chartex" xmlns:cx4="http://schemas.microsoft.com/office/drawing/2016/5/10/chartex" xmlns:cx5="http://schemas.microsoft.com/office/drawing/2016/5/11/chartex" xmlns:cx6="http://schemas.microsoft.com/office/drawing/2016/5/12/chartex" xmlns:cx7="http://schemas.microsoft.com/office/drawing/2016/5/13/chartex" xmlns:cx8="http://schemas.microsoft.com/office/drawing/2016/5/14/chartex" xmlns:mc="http://schemas.openxmlformats.org/markup-compatibility/2006" xmlns:aink="http://schemas.microsoft.com/office/drawing/2016/ink" xmlns:am3d="http://schemas.microsoft.com/office/drawing/2017/model3d" xmlns:o="urn:schemas-microsoft-com:office:office" xmlns:oel="http://schemas.microsoft.com/office/2019/extlst" xmlns:r="http://schemas.openxmlformats.org/officeDocument/2006/relationships" xmlns:m="http://schemas.openxmlformats.org/officeDocument/2006/math" xmlns:v="urn:schemas-microsoft-com:vml" xmlns:wp14="http://schemas.microsoft.com/office/word/2010/wordprocessingDrawing" xmlns:wp="http://schemas.openxmlformats.org/drawingml/2006/wordprocessingDrawing" xmlns:w10="urn:schemas-microsoft-com:office:word" xmlns:w="http://schemas.openxmlformats.org/wordprocessingml/2006/main" xmlns:w14="http://schemas.microsoft.com/office/word/2010/wordml" xmlns:w15="http://schemas.microsoft.com/office/word/2012/wordml" xmlns:w16cex="http://schemas.microsoft.com/office/word/2018/wordml/cex" xmlns:w16cid="http://schemas.microsoft.com/office/word/2016/wordml/cid" xmlns:w16="http://schemas.microsoft.com/office/word/2018/wordml" xmlns:w16sdtdh="http://schemas.microsoft.com/office/word/2020/wordml/sdtdatahash" xmlns:w16se="http://schemas.microsoft.com/office/word/2015/wordml/symex" xmlns:wpg="http://schemas.microsoft.com/office/word/2010/wordprocessingGroup" xmlns:wpi="http://schemas.microsoft.com/office/word/2010/wordprocessingInk" xmlns:wne="http://schemas.microsoft.com/office/word/2006/wordml" xmlns:wps="http://schemas.microsoft.com/office/word/2010/wordprocessingShape" mc:Ignorable="w14 w15 w16se w16cid w16 w16cex w16sdtdh wp14">
+<w:ftr xmlns:wpc="http://schemas.microsoft.com/office/word/2010/wordprocessingCanvas" xmlns:cx="http://schemas.microsoft.com/office/drawing/2014/chartex" xmlns:cx1="http://schemas.microsoft.com/office/drawing/2015/9/8/chartex" xmlns:cx2="http://schemas.microsoft.com/office/drawing/2015/10/21/chartex" xmlns:cx3="http://schemas.microsoft.com/office/drawing/2016/5/9/chartex" xmlns:cx4="http://schemas.microsoft.com/office/drawing/2016/5/10/chartex" xmlns:cx5="http://schemas.microsoft.com/office/drawing/2016/5/11/chartex" xmlns:cx6="http://schemas.microsoft.com/office/drawing/2016/5/12/chartex" xmlns:cx7="http://schemas.microsoft.com/office/drawing/2016/5/13/chartex" xmlns:cx8="http://schemas.microsoft.com/office/drawing/2016/5/14/chartex" xmlns:mc="http://schemas.openxmlformats.org/markup-compatibility/2006" xmlns:aink="http://schemas.microsoft.com/office/drawing/2016/ink" xmlns:am3d="http://schemas.microsoft.com/office/drawing/2017/model3d" xmlns:o="urn:schemas-microsoft-com:office:office" xmlns:oel="http://schemas.microsoft.com/office/2019/extlst" xmlns:r="http://schemas.openxmlformats.org/officeDocument/2006/relationships" xmlns:m="http://schemas.openxmlformats.org/officeDocument/2006/math" xmlns:v="urn:schemas-microsoft-com:vml" xmlns:wp14="http://schemas.microsoft.com/office/word/2010/wordprocessingDrawing" xmlns:wp="http://schemas.openxmlformats.org/drawingml/2006/wordprocessingDrawing" xmlns:w10="urn:schemas-microsoft-com:office:word" xmlns:w="http://schemas.openxmlformats.org/wordprocessingml/2006/main" xmlns:w14="http://schemas.microsoft.com/office/word/2010/wordml" xmlns:w15="http://schemas.microsoft.com/office/word/2012/wordml" xmlns:w16cex="http://schemas.microsoft.com/office/word/2018/wordml/cex" xmlns:w16cid="http://schemas.microsoft.com/office/word/2016/wordml/cid" xmlns:w16="http://schemas.microsoft.com/office/word/2018/wordml" xmlns:w16du="http://schemas.microsoft.com/office/word/2023/wordml/word16du" xmlns:w16sdtdh="http://schemas.microsoft.com/office/word/2020/wordml/sdtdatahash" xmlns:w16sdtfl="http://schemas.microsoft.com/office/word/2024/wordml/sdtformatlock" xmlns:w16se="http://schemas.microsoft.com/office/word/2015/wordml/symex" xmlns:wpg="http://schemas.microsoft.com/office/word/2010/wordprocessingGroup" xmlns:wpi="http://schemas.microsoft.com/office/word/2010/wordprocessingInk" xmlns:wne="http://schemas.microsoft.com/office/word/2006/wordml" xmlns:wps="http://schemas.microsoft.com/office/word/2010/wordprocessingShape" mc:Ignorable="w14 w15 w16se w16cid w16 w16cex w16sdtdh w16sdtfl w16du wp14">
   <w:p>
     <w:pPr>
       <w:pStyle w:val="Footer"/>
@@ -616,7 +631,7 @@
 </file>
 
 <file path=word/footnotes.xml><?xml version="1.0" encoding="utf-8"?>
-<w:footnotes xmlns:wpc="http://schemas.microsoft.com/office/word/2010/wordprocessingCanvas" xmlns:cx="http://schemas.microsoft.com/office/drawing/2014/chartex" xmlns:cx1="http://schemas.microsoft.com/office/drawing/2015/9/8/chartex" xmlns:cx2="http://schemas.microsoft.com/office/drawing/2015/10/21/chartex" xmlns:cx3="http://schemas.microsoft.com/office/drawing/2016/5/9/chartex" xmlns:cx4="http://schemas.microsoft.com/office/drawing/2016/5/10/chartex" xmlns:cx5="http://schemas.microsoft.com/office/drawing/2016/5/11/chartex" xmlns:cx6="http://schemas.microsoft.com/office/drawing/2016/5/12/chartex" xmlns:cx7="http://schemas.microsoft.com/office/drawing/2016/5/13/chartex" xmlns:cx8="http://schemas.microsoft.com/office/drawing/2016/5/14/chartex" xmlns:mc="http://schemas.openxmlformats.org/markup-compatibility/2006" xmlns:aink="http://schemas.microsoft.com/office/drawing/2016/ink" xmlns:am3d="http://schemas.microsoft.com/office/drawing/2017/model3d" xmlns:o="urn:schemas-microsoft-com:office:office" xmlns:oel="http://schemas.microsoft.com/office/2019/extlst" xmlns:r="http://schemas.openxmlformats.org/officeDocument/2006/relationships" xmlns:m="http://schemas.openxmlformats.org/officeDocument/2006/math" xmlns:v="urn:schemas-microsoft-com:vml" xmlns:wp14="http://schemas.microsoft.com/office/word/2010/wordprocessingDrawing" xmlns:wp="http://schemas.openxmlformats.org/drawingml/2006/wordprocessingDrawing" xmlns:w10="urn:schemas-microsoft-com:office:word" xmlns:w="http://schemas.openxmlformats.org/wordprocessingml/2006/main" xmlns:w14="http://schemas.microsoft.com/office/word/2010/wordml" xmlns:w15="http://schemas.microsoft.com/office/word/2012/wordml" xmlns:w16cex="http://schemas.microsoft.com/office/word/2018/wordml/cex" xmlns:w16cid="http://schemas.microsoft.com/office/word/2016/wordml/cid" xmlns:w16="http://schemas.microsoft.com/office/word/2018/wordml" xmlns:w16sdtdh="http://schemas.microsoft.com/office/word/2020/wordml/sdtdatahash" xmlns:w16se="http://schemas.microsoft.com/office/word/2015/wordml/symex" xmlns:wpg="http://schemas.microsoft.com/office/word/2010/wordprocessingGroup" xmlns:wpi="http://schemas.microsoft.com/office/word/2010/wordprocessingInk" xmlns:wne="http://schemas.microsoft.com/office/word/2006/wordml" xmlns:wps="http://schemas.microsoft.com/office/word/2010/wordprocessingShape" mc:Ignorable="w14 w15 w16se w16cid w16 w16cex w16sdtdh wp14">
+<w:footnotes xmlns:wpc="http://schemas.microsoft.com/office/word/2010/wordprocessingCanvas" xmlns:cx="http://schemas.microsoft.com/office/drawing/2014/chartex" xmlns:cx1="http://schemas.microsoft.com/office/drawing/2015/9/8/chartex" xmlns:cx2="http://schemas.microsoft.com/office/drawing/2015/10/21/chartex" xmlns:cx3="http://schemas.microsoft.com/office/drawing/2016/5/9/chartex" xmlns:cx4="http://schemas.microsoft.com/office/drawing/2016/5/10/chartex" xmlns:cx5="http://schemas.microsoft.com/office/drawing/2016/5/11/chartex" xmlns:cx6="http://schemas.microsoft.com/office/drawing/2016/5/12/chartex" xmlns:cx7="http://schemas.microsoft.com/office/drawing/2016/5/13/chartex" xmlns:cx8="http://schemas.microsoft.com/office/drawing/2016/5/14/chartex" xmlns:mc="http://schemas.openxmlformats.org/markup-compatibility/2006" xmlns:aink="http://schemas.microsoft.com/office/drawing/2016/ink" xmlns:am3d="http://schemas.microsoft.com/office/drawing/2017/model3d" xmlns:o="urn:schemas-microsoft-com:office:office" xmlns:oel="http://schemas.microsoft.com/office/2019/extlst" xmlns:r="http://schemas.openxmlformats.org/officeDocument/2006/relationships" xmlns:m="http://schemas.openxmlformats.org/officeDocument/2006/math" xmlns:v="urn:schemas-microsoft-com:vml" xmlns:wp14="http://schemas.microsoft.com/office/word/2010/wordprocessingDrawing" xmlns:wp="http://schemas.openxmlformats.org/drawingml/2006/wordprocessingDrawing" xmlns:w10="urn:schemas-microsoft-com:office:word" xmlns:w="http://schemas.openxmlformats.org/wordprocessingml/2006/main" xmlns:w14="http://schemas.microsoft.com/office/word/2010/wordml" xmlns:w15="http://schemas.microsoft.com/office/word/2012/wordml" xmlns:w16cex="http://schemas.microsoft.com/office/word/2018/wordml/cex" xmlns:w16cid="http://schemas.microsoft.com/office/word/2016/wordml/cid" xmlns:w16="http://schemas.microsoft.com/office/word/2018/wordml" xmlns:w16du="http://schemas.microsoft.com/office/word/2023/wordml/word16du" xmlns:w16sdtdh="http://schemas.microsoft.com/office/word/2020/wordml/sdtdatahash" xmlns:w16sdtfl="http://schemas.microsoft.com/office/word/2024/wordml/sdtformatlock" xmlns:w16se="http://schemas.microsoft.com/office/word/2015/wordml/symex" xmlns:wpg="http://schemas.microsoft.com/office/word/2010/wordprocessingGroup" xmlns:wpi="http://schemas.microsoft.com/office/word/2010/wordprocessingInk" xmlns:wne="http://schemas.microsoft.com/office/word/2006/wordml" xmlns:wps="http://schemas.microsoft.com/office/word/2010/wordprocessingShape" mc:Ignorable="w14 w15 w16se w16cid w16 w16cex w16sdtdh w16sdtfl w16du wp14">
   <w:footnote w:type="separator" w:id="-1">
     <w:p>
       <w:pPr>
@@ -641,7 +656,7 @@
 </file>
 
 <file path=word/header1.xml><?xml version="1.0" encoding="utf-8"?>
-<w:hdr xmlns:wpc="http://schemas.microsoft.com/office/word/2010/wordprocessingCanvas" xmlns:cx="http://schemas.microsoft.com/office/drawing/2014/chartex" xmlns:cx1="http://schemas.microsoft.com/office/drawing/2015/9/8/chartex" xmlns:cx2="http://schemas.microsoft.com/office/drawing/2015/10/21/chartex" xmlns:cx3="http://schemas.microsoft.com/office/drawing/2016/5/9/chartex" xmlns:cx4="http://schemas.microsoft.com/office/drawing/2016/5/10/chartex" xmlns:cx5="http://schemas.microsoft.com/office/drawing/2016/5/11/chartex" xmlns:cx6="http://schemas.microsoft.com/office/drawing/2016/5/12/chartex" xmlns:cx7="http://schemas.microsoft.com/office/drawing/2016/5/13/chartex" xmlns:cx8="http://schemas.microsoft.com/office/drawing/2016/5/14/chartex" xmlns:mc="http://schemas.openxmlformats.org/markup-compatibility/2006" xmlns:aink="http://schemas.microsoft.com/office/drawing/2016/ink" xmlns:am3d="http://schemas.microsoft.com/office/drawing/2017/model3d" xmlns:o="urn:schemas-microsoft-com:office:office" xmlns:oel="http://schemas.microsoft.com/office/2019/extlst" xmlns:r="http://schemas.openxmlformats.org/officeDocument/2006/relationships" xmlns:m="http://schemas.openxmlformats.org/officeDocument/2006/math" xmlns:v="urn:schemas-microsoft-com:vml" xmlns:wp14="http://schemas.microsoft.com/office/word/2010/wordprocessingDrawing" xmlns:wp="http://schemas.openxmlformats.org/drawingml/2006/wordprocessingDrawing" xmlns:w10="urn:schemas-microsoft-com:office:word" xmlns:w="http://schemas.openxmlformats.org/wordprocessingml/2006/main" xmlns:w14="http://schemas.microsoft.com/office/word/2010/wordml" xmlns:w15="http://schemas.microsoft.com/office/word/2012/wordml" xmlns:w16cex="http://schemas.microsoft.com/office/word/2018/wordml/cex" xmlns:w16cid="http://schemas.microsoft.com/office/word/2016/wordml/cid" xmlns:w16="http://schemas.microsoft.com/office/word/2018/wordml" xmlns:w16sdtdh="http://schemas.microsoft.com/office/word/2020/wordml/sdtdatahash" xmlns:w16se="http://schemas.microsoft.com/office/word/2015/wordml/symex" xmlns:wpg="http://schemas.microsoft.com/office/word/2010/wordprocessingGroup" xmlns:wpi="http://schemas.microsoft.com/office/word/2010/wordprocessingInk" xmlns:wne="http://schemas.microsoft.com/office/word/2006/wordml" xmlns:wps="http://schemas.microsoft.com/office/word/2010/wordprocessingShape" mc:Ignorable="w14 w15 w16se w16cid w16 w16cex w16sdtdh wp14">
+<w:hdr xmlns:wpc="http://schemas.microsoft.com/office/word/2010/wordprocessingCanvas" xmlns:cx="http://schemas.microsoft.com/office/drawing/2014/chartex" xmlns:cx1="http://schemas.microsoft.com/office/drawing/2015/9/8/chartex" xmlns:cx2="http://schemas.microsoft.com/office/drawing/2015/10/21/chartex" xmlns:cx3="http://schemas.microsoft.com/office/drawing/2016/5/9/chartex" xmlns:cx4="http://schemas.microsoft.com/office/drawing/2016/5/10/chartex" xmlns:cx5="http://schemas.microsoft.com/office/drawing/2016/5/11/chartex" xmlns:cx6="http://schemas.microsoft.com/office/drawing/2016/5/12/chartex" xmlns:cx7="http://schemas.microsoft.com/office/drawing/2016/5/13/chartex" xmlns:cx8="http://schemas.microsoft.com/office/drawing/2016/5/14/chartex" xmlns:mc="http://schemas.openxmlformats.org/markup-compatibility/2006" xmlns:aink="http://schemas.microsoft.com/office/drawing/2016/ink" xmlns:am3d="http://schemas.microsoft.com/office/drawing/2017/model3d" xmlns:o="urn:schemas-microsoft-com:office:office" xmlns:oel="http://schemas.microsoft.com/office/2019/extlst" xmlns:r="http://schemas.openxmlformats.org/officeDocument/2006/relationships" xmlns:m="http://schemas.openxmlformats.org/officeDocument/2006/math" xmlns:v="urn:schemas-microsoft-com:vml" xmlns:wp14="http://schemas.microsoft.com/office/word/2010/wordprocessingDrawing" xmlns:wp="http://schemas.openxmlformats.org/drawingml/2006/wordprocessingDrawing" xmlns:w10="urn:schemas-microsoft-com:office:word" xmlns:w="http://schemas.openxmlformats.org/wordprocessingml/2006/main" xmlns:w14="http://schemas.microsoft.com/office/word/2010/wordml" xmlns:w15="http://schemas.microsoft.com/office/word/2012/wordml" xmlns:w16cex="http://schemas.microsoft.com/office/word/2018/wordml/cex" xmlns:w16cid="http://schemas.microsoft.com/office/word/2016/wordml/cid" xmlns:w16="http://schemas.microsoft.com/office/word/2018/wordml" xmlns:w16du="http://schemas.microsoft.com/office/word/2023/wordml/word16du" xmlns:w16sdtdh="http://schemas.microsoft.com/office/word/2020/wordml/sdtdatahash" xmlns:w16sdtfl="http://schemas.microsoft.com/office/word/2024/wordml/sdtformatlock" xmlns:w16se="http://schemas.microsoft.com/office/word/2015/wordml/symex" xmlns:wpg="http://schemas.microsoft.com/office/word/2010/wordprocessingGroup" xmlns:wpi="http://schemas.microsoft.com/office/word/2010/wordprocessingInk" xmlns:wne="http://schemas.microsoft.com/office/word/2006/wordml" xmlns:wps="http://schemas.microsoft.com/office/word/2010/wordprocessingShape" mc:Ignorable="w14 w15 w16se w16cid w16 w16cex w16sdtdh w16sdtfl w16du wp14">
   <w:p>
     <w:pPr>
       <w:pStyle w:val="Header"/>
@@ -651,7 +666,7 @@
 </file>
 
 <file path=word/header2.xml><?xml version="1.0" encoding="utf-8"?>
-<w:hdr xmlns:wpc="http://schemas.microsoft.com/office/word/2010/wordprocessingCanvas" xmlns:cx="http://schemas.microsoft.com/office/drawing/2014/chartex" xmlns:cx1="http://schemas.microsoft.com/office/drawing/2015/9/8/chartex" xmlns:cx2="http://schemas.microsoft.com/office/drawing/2015/10/21/chartex" xmlns:cx3="http://schemas.microsoft.com/office/drawing/2016/5/9/chartex" xmlns:cx4="http://schemas.microsoft.com/office/drawing/2016/5/10/chartex" xmlns:cx5="http://schemas.microsoft.com/office/drawing/2016/5/11/chartex" xmlns:cx6="http://schemas.microsoft.com/office/drawing/2016/5/12/chartex" xmlns:cx7="http://schemas.microsoft.com/office/drawing/2016/5/13/chartex" xmlns:cx8="http://schemas.microsoft.com/office/drawing/2016/5/14/chartex" xmlns:mc="http://schemas.openxmlformats.org/markup-compatibility/2006" xmlns:aink="http://schemas.microsoft.com/office/drawing/2016/ink" xmlns:am3d="http://schemas.microsoft.com/office/drawing/2017/model3d" xmlns:o="urn:schemas-microsoft-com:office:office" xmlns:oel="http://schemas.microsoft.com/office/2019/extlst" xmlns:r="http://schemas.openxmlformats.org/officeDocument/2006/relationships" xmlns:m="http://schemas.openxmlformats.org/officeDocument/2006/math" xmlns:v="urn:schemas-microsoft-com:vml" xmlns:wp14="http://schemas.microsoft.com/office/word/2010/wordprocessingDrawing" xmlns:wp="http://schemas.openxmlformats.org/drawingml/2006/wordprocessingDrawing" xmlns:w10="urn:schemas-microsoft-com:office:word" xmlns:w="http://schemas.openxmlformats.org/wordprocessingml/2006/main" xmlns:w14="http://schemas.microsoft.com/office/word/2010/wordml" xmlns:w15="http://schemas.microsoft.com/office/word/2012/wordml" xmlns:w16cex="http://schemas.microsoft.com/office/word/2018/wordml/cex" xmlns:w16cid="http://schemas.microsoft.com/office/word/2016/wordml/cid" xmlns:w16="http://schemas.microsoft.com/office/word/2018/wordml" xmlns:w16sdtdh="http://schemas.microsoft.com/office/word/2020/wordml/sdtdatahash" xmlns:w16se="http://schemas.microsoft.com/office/word/2015/wordml/symex" xmlns:wpg="http://schemas.microsoft.com/office/word/2010/wordprocessingGroup" xmlns:wpi="http://schemas.microsoft.com/office/word/2010/wordprocessingInk" xmlns:wne="http://schemas.microsoft.com/office/word/2006/wordml" xmlns:wps="http://schemas.microsoft.com/office/word/2010/wordprocessingShape" mc:Ignorable="w14 w15 w16se w16cid w16 w16cex w16sdtdh wp14">
+<w:hdr xmlns:wpc="http://schemas.microsoft.com/office/word/2010/wordprocessingCanvas" xmlns:cx="http://schemas.microsoft.com/office/drawing/2014/chartex" xmlns:cx1="http://schemas.microsoft.com/office/drawing/2015/9/8/chartex" xmlns:cx2="http://schemas.microsoft.com/office/drawing/2015/10/21/chartex" xmlns:cx3="http://schemas.microsoft.com/office/drawing/2016/5/9/chartex" xmlns:cx4="http://schemas.microsoft.com/office/drawing/2016/5/10/chartex" xmlns:cx5="http://schemas.microsoft.com/office/drawing/2016/5/11/chartex" xmlns:cx6="http://schemas.microsoft.com/office/drawing/2016/5/12/chartex" xmlns:cx7="http://schemas.microsoft.com/office/drawing/2016/5/13/chartex" xmlns:cx8="http://schemas.microsoft.com/office/drawing/2016/5/14/chartex" xmlns:mc="http://schemas.openxmlformats.org/markup-compatibility/2006" xmlns:aink="http://schemas.microsoft.com/office/drawing/2016/ink" xmlns:am3d="http://schemas.microsoft.com/office/drawing/2017/model3d" xmlns:o="urn:schemas-microsoft-com:office:office" xmlns:oel="http://schemas.microsoft.com/office/2019/extlst" xmlns:r="http://schemas.openxmlformats.org/officeDocument/2006/relationships" xmlns:m="http://schemas.openxmlformats.org/officeDocument/2006/math" xmlns:v="urn:schemas-microsoft-com:vml" xmlns:wp14="http://schemas.microsoft.com/office/word/2010/wordprocessingDrawing" xmlns:wp="http://schemas.openxmlformats.org/drawingml/2006/wordprocessingDrawing" xmlns:w10="urn:schemas-microsoft-com:office:word" xmlns:w="http://schemas.openxmlformats.org/wordprocessingml/2006/main" xmlns:w14="http://schemas.microsoft.com/office/word/2010/wordml" xmlns:w15="http://schemas.microsoft.com/office/word/2012/wordml" xmlns:w16cex="http://schemas.microsoft.com/office/word/2018/wordml/cex" xmlns:w16cid="http://schemas.microsoft.com/office/word/2016/wordml/cid" xmlns:w16="http://schemas.microsoft.com/office/word/2018/wordml" xmlns:w16du="http://schemas.microsoft.com/office/word/2023/wordml/word16du" xmlns:w16sdtdh="http://schemas.microsoft.com/office/word/2020/wordml/sdtdatahash" xmlns:w16sdtfl="http://schemas.microsoft.com/office/word/2024/wordml/sdtformatlock" xmlns:w16se="http://schemas.microsoft.com/office/word/2015/wordml/symex" xmlns:wpg="http://schemas.microsoft.com/office/word/2010/wordprocessingGroup" xmlns:wpi="http://schemas.microsoft.com/office/word/2010/wordprocessingInk" xmlns:wne="http://schemas.microsoft.com/office/word/2006/wordml" xmlns:wps="http://schemas.microsoft.com/office/word/2010/wordprocessingShape" mc:Ignorable="w14 w15 w16se w16cid w16 w16cex w16sdtdh w16sdtfl w16du wp14">
   <w:p>
     <w:pPr>
       <w:pStyle w:val="Header"/>
@@ -662,7 +677,7 @@
 </file>
 
 <file path=word/header3.xml><?xml version="1.0" encoding="utf-8"?>
-<w:hdr xmlns:wpc="http://schemas.microsoft.com/office/word/2010/wordprocessingCanvas" xmlns:cx="http://schemas.microsoft.com/office/drawing/2014/chartex" xmlns:cx1="http://schemas.microsoft.com/office/drawing/2015/9/8/chartex" xmlns:cx2="http://schemas.microsoft.com/office/drawing/2015/10/21/chartex" xmlns:cx3="http://schemas.microsoft.com/office/drawing/2016/5/9/chartex" xmlns:cx4="http://schemas.microsoft.com/office/drawing/2016/5/10/chartex" xmlns:cx5="http://schemas.microsoft.com/office/drawing/2016/5/11/chartex" xmlns:cx6="http://schemas.microsoft.com/office/drawing/2016/5/12/chartex" xmlns:cx7="http://schemas.microsoft.com/office/drawing/2016/5/13/chartex" xmlns:cx8="http://schemas.microsoft.com/office/drawing/2016/5/14/chartex" xmlns:mc="http://schemas.openxmlformats.org/markup-compatibility/2006" xmlns:aink="http://schemas.microsoft.com/office/drawing/2016/ink" xmlns:am3d="http://schemas.microsoft.com/office/drawing/2017/model3d" xmlns:o="urn:schemas-microsoft-com:office:office" xmlns:oel="http://schemas.microsoft.com/office/2019/extlst" xmlns:r="http://schemas.openxmlformats.org/officeDocument/2006/relationships" xmlns:m="http://schemas.openxmlformats.org/officeDocument/2006/math" xmlns:v="urn:schemas-microsoft-com:vml" xmlns:wp14="http://schemas.microsoft.com/office/word/2010/wordprocessingDrawing" xmlns:wp="http://schemas.openxmlformats.org/drawingml/2006/wordprocessingDrawing" xmlns:w10="urn:schemas-microsoft-com:office:word" xmlns:w="http://schemas.openxmlformats.org/wordprocessingml/2006/main" xmlns:w14="http://schemas.microsoft.com/office/word/2010/wordml" xmlns:w15="http://schemas.microsoft.com/office/word/2012/wordml" xmlns:w16cex="http://schemas.microsoft.com/office/word/2018/wordml/cex" xmlns:w16cid="http://schemas.microsoft.com/office/word/2016/wordml/cid" xmlns:w16="http://schemas.microsoft.com/office/word/2018/wordml" xmlns:w16sdtdh="http://schemas.microsoft.com/office/word/2020/wordml/sdtdatahash" xmlns:w16se="http://schemas.microsoft.com/office/word/2015/wordml/symex" xmlns:wpg="http://schemas.microsoft.com/office/word/2010/wordprocessingGroup" xmlns:wpi="http://schemas.microsoft.com/office/word/2010/wordprocessingInk" xmlns:wne="http://schemas.microsoft.com/office/word/2006/wordml" xmlns:wps="http://schemas.microsoft.com/office/word/2010/wordprocessingShape" mc:Ignorable="w14 w15 w16se w16cid w16 w16cex w16sdtdh wp14">
+<w:hdr xmlns:wpc="http://schemas.microsoft.com/office/word/2010/wordprocessingCanvas" xmlns:cx="http://schemas.microsoft.com/office/drawing/2014/chartex" xmlns:cx1="http://schemas.microsoft.com/office/drawing/2015/9/8/chartex" xmlns:cx2="http://schemas.microsoft.com/office/drawing/2015/10/21/chartex" xmlns:cx3="http://schemas.microsoft.com/office/drawing/2016/5/9/chartex" xmlns:cx4="http://schemas.microsoft.com/office/drawing/2016/5/10/chartex" xmlns:cx5="http://schemas.microsoft.com/office/drawing/2016/5/11/chartex" xmlns:cx6="http://schemas.microsoft.com/office/drawing/2016/5/12/chartex" xmlns:cx7="http://schemas.microsoft.com/office/drawing/2016/5/13/chartex" xmlns:cx8="http://schemas.microsoft.com/office/drawing/2016/5/14/chartex" xmlns:mc="http://schemas.openxmlformats.org/markup-compatibility/2006" xmlns:aink="http://schemas.microsoft.com/office/drawing/2016/ink" xmlns:am3d="http://schemas.microsoft.com/office/drawing/2017/model3d" xmlns:o="urn:schemas-microsoft-com:office:office" xmlns:oel="http://schemas.microsoft.com/office/2019/extlst" xmlns:r="http://schemas.openxmlformats.org/officeDocument/2006/relationships" xmlns:m="http://schemas.openxmlformats.org/officeDocument/2006/math" xmlns:v="urn:schemas-microsoft-com:vml" xmlns:wp14="http://schemas.microsoft.com/office/word/2010/wordprocessingDrawing" xmlns:wp="http://schemas.openxmlformats.org/drawingml/2006/wordprocessingDrawing" xmlns:w10="urn:schemas-microsoft-com:office:word" xmlns:w="http://schemas.openxmlformats.org/wordprocessingml/2006/main" xmlns:w14="http://schemas.microsoft.com/office/word/2010/wordml" xmlns:w15="http://schemas.microsoft.com/office/word/2012/wordml" xmlns:w16cex="http://schemas.microsoft.com/office/word/2018/wordml/cex" xmlns:w16cid="http://schemas.microsoft.com/office/word/2016/wordml/cid" xmlns:w16="http://schemas.microsoft.com/office/word/2018/wordml" xmlns:w16du="http://schemas.microsoft.com/office/word/2023/wordml/word16du" xmlns:w16sdtdh="http://schemas.microsoft.com/office/word/2020/wordml/sdtdatahash" xmlns:w16sdtfl="http://schemas.microsoft.com/office/word/2024/wordml/sdtformatlock" xmlns:w16se="http://schemas.microsoft.com/office/word/2015/wordml/symex" xmlns:wpg="http://schemas.microsoft.com/office/word/2010/wordprocessingGroup" xmlns:wpi="http://schemas.microsoft.com/office/word/2010/wordprocessingInk" xmlns:wne="http://schemas.microsoft.com/office/word/2006/wordml" xmlns:wps="http://schemas.microsoft.com/office/word/2010/wordprocessingShape" mc:Ignorable="w14 w15 w16se w16cid w16 w16cex w16sdtdh w16sdtfl w16du wp14">
   <w:p>
     <w:pPr>
       <w:pStyle w:val="Header"/>
@@ -671,7 +686,7 @@
     <w:r>
       <w:tab/>
       <w:tab/>
-      <w:t>2026-06-17</w:t>
+      <w:t>2026-06-18</w:t>
       <w:br/>
       <w:br/>
     </w:r>
@@ -688,7 +703,7 @@
 </file>
 
 <file path=word/numbering.xml><?xml version="1.0" encoding="utf-8"?>
-<w:numbering xmlns:wpc="http://schemas.microsoft.com/office/word/2010/wordprocessingCanvas" xmlns:cx="http://schemas.microsoft.com/office/drawing/2014/chartex" xmlns:cx1="http://schemas.microsoft.com/office/drawing/2015/9/8/chartex" xmlns:cx2="http://schemas.microsoft.com/office/drawing/2015/10/21/chartex" xmlns:cx3="http://schemas.microsoft.com/office/drawing/2016/5/9/chartex" xmlns:cx4="http://schemas.microsoft.com/office/drawing/2016/5/10/chartex" xmlns:cx5="http://schemas.microsoft.com/office/drawing/2016/5/11/chartex" xmlns:cx6="http://schemas.microsoft.com/office/drawing/2016/5/12/chartex" xmlns:cx7="http://schemas.microsoft.com/office/drawing/2016/5/13/chartex" xmlns:cx8="http://schemas.microsoft.com/office/drawing/2016/5/14/chartex" xmlns:mc="http://schemas.openxmlformats.org/markup-compatibility/2006" xmlns:aink="http://schemas.microsoft.com/office/drawing/2016/ink" xmlns:am3d="http://schemas.microsoft.com/office/drawing/2017/model3d" xmlns:o="urn:schemas-microsoft-com:office:office" xmlns:oel="http://schemas.microsoft.com/office/2019/extlst" xmlns:r="http://schemas.openxmlformats.org/officeDocument/2006/relationships" xmlns:m="http://schemas.openxmlformats.org/officeDocument/2006/math" xmlns:v="urn:schemas-microsoft-com:vml" xmlns:wp14="http://schemas.microsoft.com/office/word/2010/wordprocessingDrawing" xmlns:wp="http://schemas.openxmlformats.org/drawingml/2006/wordprocessingDrawing" xmlns:w10="urn:schemas-microsoft-com:office:word" xmlns:w="http://schemas.openxmlformats.org/wordprocessingml/2006/main" xmlns:w14="http://schemas.microsoft.com/office/word/2010/wordml" xmlns:w15="http://schemas.microsoft.com/office/word/2012/wordml" xmlns:w16cex="http://schemas.microsoft.com/office/word/2018/wordml/cex" xmlns:w16cid="http://schemas.microsoft.com/office/word/2016/wordml/cid" xmlns:w16="http://schemas.microsoft.com/office/word/2018/wordml" xmlns:w16sdtdh="http://schemas.microsoft.com/office/word/2020/wordml/sdtdatahash" xmlns:w16se="http://schemas.microsoft.com/office/word/2015/wordml/symex" xmlns:wpg="http://schemas.microsoft.com/office/word/2010/wordprocessingGroup" xmlns:wpi="http://schemas.microsoft.com/office/word/2010/wordprocessingInk" xmlns:wne="http://schemas.microsoft.com/office/word/2006/wordml" xmlns:wps="http://schemas.microsoft.com/office/word/2010/wordprocessingShape" mc:Ignorable="w14 w15 w16se w16cid w16 w16cex w16sdtdh wp14">
+<w:numbering xmlns:wpc="http://schemas.microsoft.com/office/word/2010/wordprocessingCanvas" xmlns:cx="http://schemas.microsoft.com/office/drawing/2014/chartex" xmlns:cx1="http://schemas.microsoft.com/office/drawing/2015/9/8/chartex" xmlns:cx2="http://schemas.microsoft.com/office/drawing/2015/10/21/chartex" xmlns:cx3="http://schemas.microsoft.com/office/drawing/2016/5/9/chartex" xmlns:cx4="http://schemas.microsoft.com/office/drawing/2016/5/10/chartex" xmlns:cx5="http://schemas.microsoft.com/office/drawing/2016/5/11/chartex" xmlns:cx6="http://schemas.microsoft.com/office/drawing/2016/5/12/chartex" xmlns:cx7="http://schemas.microsoft.com/office/drawing/2016/5/13/chartex" xmlns:cx8="http://schemas.microsoft.com/office/drawing/2016/5/14/chartex" xmlns:mc="http://schemas.openxmlformats.org/markup-compatibility/2006" xmlns:aink="http://schemas.microsoft.com/office/drawing/2016/ink" xmlns:am3d="http://schemas.microsoft.com/office/drawing/2017/model3d" xmlns:o="urn:schemas-microsoft-com:office:office" xmlns:oel="http://schemas.microsoft.com/office/2019/extlst" xmlns:r="http://schemas.openxmlformats.org/officeDocument/2006/relationships" xmlns:m="http://schemas.openxmlformats.org/officeDocument/2006/math" xmlns:v="urn:schemas-microsoft-com:vml" xmlns:wp14="http://schemas.microsoft.com/office/word/2010/wordprocessingDrawing" xmlns:wp="http://schemas.openxmlformats.org/drawingml/2006/wordprocessingDrawing" xmlns:w10="urn:schemas-microsoft-com:office:word" xmlns:w="http://schemas.openxmlformats.org/wordprocessingml/2006/main" xmlns:w14="http://schemas.microsoft.com/office/word/2010/wordml" xmlns:w15="http://schemas.microsoft.com/office/word/2012/wordml" xmlns:w16cex="http://schemas.microsoft.com/office/word/2018/wordml/cex" xmlns:w16cid="http://schemas.microsoft.com/office/word/2016/wordml/cid" xmlns:w16="http://schemas.microsoft.com/office/word/2018/wordml" xmlns:w16du="http://schemas.microsoft.com/office/word/2023/wordml/word16du" xmlns:w16sdtdh="http://schemas.microsoft.com/office/word/2020/wordml/sdtdatahash" xmlns:w16sdtfl="http://schemas.microsoft.com/office/word/2024/wordml/sdtformatlock" xmlns:w16se="http://schemas.microsoft.com/office/word/2015/wordml/symex" xmlns:wpg="http://schemas.microsoft.com/office/word/2010/wordprocessingGroup" xmlns:wpi="http://schemas.microsoft.com/office/word/2010/wordprocessingInk" xmlns:wne="http://schemas.microsoft.com/office/word/2006/wordml" xmlns:wps="http://schemas.microsoft.com/office/word/2010/wordprocessingShape" mc:Ignorable="w14 w15 w16se w16cid w16 w16cex w16sdtdh w16sdtfl w16du wp14">
   <w:abstractNum w:abstractNumId="0" w15:restartNumberingAfterBreak="0">
     <w:nsid w:val="FFFFFF7C"/>
     <w:multiLevelType w:val="singleLevel"/>
@@ -891,7 +906,7 @@
 </file>
 
 <file path=word/styles.xml><?xml version="1.0" encoding="utf-8"?>
-<w:styles xmlns:mc="http://schemas.openxmlformats.org/markup-compatibility/2006" xmlns:r="http://schemas.openxmlformats.org/officeDocument/2006/relationships" xmlns:w="http://schemas.openxmlformats.org/wordprocessingml/2006/main" xmlns:w14="http://schemas.microsoft.com/office/word/2010/wordml" xmlns:w15="http://schemas.microsoft.com/office/word/2012/wordml" xmlns:w16cex="http://schemas.microsoft.com/office/word/2018/wordml/cex" xmlns:w16cid="http://schemas.microsoft.com/office/word/2016/wordml/cid" xmlns:w16="http://schemas.microsoft.com/office/word/2018/wordml" xmlns:w16sdtdh="http://schemas.microsoft.com/office/word/2020/wordml/sdtdatahash" xmlns:w16se="http://schemas.microsoft.com/office/word/2015/wordml/symex" mc:Ignorable="w14 w15 w16se w16cid w16 w16cex w16sdtdh">
+<w:styles xmlns:mc="http://schemas.openxmlformats.org/markup-compatibility/2006" xmlns:r="http://schemas.openxmlformats.org/officeDocument/2006/relationships" xmlns:w="http://schemas.openxmlformats.org/wordprocessingml/2006/main" xmlns:w14="http://schemas.microsoft.com/office/word/2010/wordml" xmlns:w15="http://schemas.microsoft.com/office/word/2012/wordml" xmlns:w16cex="http://schemas.microsoft.com/office/word/2018/wordml/cex" xmlns:w16cid="http://schemas.microsoft.com/office/word/2016/wordml/cid" xmlns:w16="http://schemas.microsoft.com/office/word/2018/wordml" xmlns:w16du="http://schemas.microsoft.com/office/word/2023/wordml/word16du" xmlns:w16sdtdh="http://schemas.microsoft.com/office/word/2020/wordml/sdtdatahash" xmlns:w16sdtfl="http://schemas.microsoft.com/office/word/2024/wordml/sdtformatlock" xmlns:w16se="http://schemas.microsoft.com/office/word/2015/wordml/symex" mc:Ignorable="w14 w15 w16se w16cid w16 w16cex w16sdtdh w16sdtfl w16du">
   <w:docDefaults>
     <w:rPrDefault>
       <w:rPr>
@@ -1649,7 +1664,7 @@
     <w:link w:val="TitleChar"/>
     <w:uiPriority w:val="10"/>
     <w:qFormat/>
-    <w:rsid w:val="007106C8"/>
+    <w:rsid w:val="00E854FA"/>
     <w:pPr>
       <w:spacing w:after="300" w:line="240" w:lineRule="auto"/>
       <w:contextualSpacing/>
@@ -1659,7 +1674,7 @@
       <w:rFonts w:eastAsiaTheme="majorEastAsia" w:cstheme="majorBidi"/>
       <w:spacing w:val="5"/>
       <w:kern w:val="28"/>
-      <w:sz w:val="52"/>
+      <w:sz w:val="40"/>
       <w:szCs w:val="52"/>
       <w:lang w:val="sv-SE" w:eastAsia="en-US" w:bidi="ar-SA"/>
     </w:rPr>
@@ -1669,12 +1684,12 @@
     <w:basedOn w:val="DefaultParagraphFont"/>
     <w:link w:val="Title"/>
     <w:uiPriority w:val="10"/>
-    <w:rsid w:val="007106C8"/>
+    <w:rsid w:val="00E854FA"/>
     <w:rPr>
       <w:rFonts w:ascii="Times New Roman" w:eastAsiaTheme="majorEastAsia" w:hAnsi="Times New Roman" w:cstheme="majorBidi"/>
       <w:spacing w:val="5"/>
       <w:kern w:val="28"/>
-      <w:sz w:val="52"/>
+      <w:sz w:val="40"/>
       <w:szCs w:val="52"/>
       <w:lang w:val="sv-SE" w:eastAsia="en-US" w:bidi="ar-SA"/>
     </w:rPr>

--- a/klagomål/A 26639-2026 FSC-klagomål.docx
+++ b/klagomål/A 26639-2026 FSC-klagomål.docx
@@ -686,7 +686,7 @@
     <w:r>
       <w:tab/>
       <w:tab/>
-      <w:t>2026-06-18</w:t>
+      <w:t>2026-06-19</w:t>
       <w:br/>
       <w:br/>
     </w:r>

--- a/klagomål/A 26639-2026 FSC-klagomål.docx
+++ b/klagomål/A 26639-2026 FSC-klagomål.docx
@@ -686,7 +686,7 @@
     <w:r>
       <w:tab/>
       <w:tab/>
-      <w:t>2026-06-19</w:t>
+      <w:t>2026-06-20</w:t>
       <w:br/>
       <w:br/>
     </w:r>

--- a/klagomål/A 26639-2026 FSC-klagomål.docx
+++ b/klagomål/A 26639-2026 FSC-klagomål.docx
@@ -168,38 +168,7 @@
     </w:p>
     <w:p>
       <w:r>
-        <w:t>Detta dokument behandlar höga naturvärden i avverkningsanmälan A 26639-2026 i Jokkmokks kommun som inkom 2026-06-11 och omfattar 2,6 ha.</w:t>
-      </w:r>
-    </w:p>
-    <w:p>
-      <w:r>
-        <w:t>Nedan presenteras fynd av naturvårdsarter som gjorts i det avverkningsanmälda området, samt relevanta utdrag ur standarderna för FSC, Chain of Custody, Controlled Wood och PEFC.</w:t>
-      </w:r>
-    </w:p>
-    <w:p>
-      <w:r>
-        <w:t>Vi förväntar oss att ni återkommer med ett skriftligt svar på vårt klagomål och även beskriver vilka korrigerande åtgärder ni satt in för att rätta till identifierade brister i er efterlevnad av den svenska FSC standarden.</w:t>
-      </w:r>
-    </w:p>
-    <w:p>
-      <w:pPr>
-        <w:pStyle w:val="Heading1"/>
-      </w:pPr>
-      <w:r>
-        <w:t>Naturvårdsarter</w:t>
-      </w:r>
-    </w:p>
-    <w:p>
-      <w:r>
-        <w:t>I och inom 4 meter från avverkningsanmälan har följande 2 naturvårdsarter hittats: dropptaggsvamp (NT, T) och skarp dropptaggsvamp (NT). Av dessa är 2 rödlistade. För rödlistade arter har rödlistekategorin angivits inom parentes. Typiska arter inom Natura 2000 som är kopplade till skogsekosystem har markerats med (T).</w:t>
-      </w:r>
-    </w:p>
-    <w:p>
-      <w:r>
-        <w:t>De påträffade naturvårdsarterna är ett tydligt kvitto på att det rör sig om en skog med höga naturvärden.</w:t>
-      </w:r>
-      <w:r>
-        <w:t xml:space="preserve"> I Figur 1 visas fyndplatser för naturvårdsarter i området, som finns registrerade på Artportalen.</w:t>
+        <w:t>Detta klagomål behandlar höga naturvärden i avverkningsanmälan A 26639-2026 i Jokkmokks kommun som inkom 2026-06-11 och omfattar 2,6 ha.</w:t>
       </w:r>
     </w:p>
     <w:p>
@@ -247,7 +216,35 @@
         <w:spacing w:after="240"/>
       </w:pPr>
       <w:r>
-        <w:t>Figur 1. Fyndplatser för naturvårdsarter i och inom 4 meter från avverkningsanmälan (röd linje). Markörer utan svart kant är placerade på fyndplatsen. Markörer med svart kant är placerade vid sidan av fyndplatsen och har ett svart streck som visar fyndplatsens exakta position. Kartans mittpunktskoordinat är N 7334855, E 720109 i SWEREF 99 TM.</w:t>
+        <w:t>Figur 1. Fyndplatser för naturvårdsarter i och inom 4 meter från avverkningsanmälan. Markörer utan svart kant är placerade på fyndplatsen. Markörer med svart kant är placerade vid sidan av fyndplatsen har ett svart streck som visar fyndplatsens exakta position. Kartans mittpunktskoordinat är N 7334855, E 720109 i SWEREF 99 TM.</w:t>
+      </w:r>
+    </w:p>
+    <w:p>
+      <w:r>
+        <w:t>I och inom 4 meter från avverkningsanmälan finns fynd av 2 naturvårdsarter, varav 2 är rödlistade och 1 är typisk (T): dropptaggsvamp (NT, T) och skarp dropptaggsvamp (NT). Se Figur 1.</w:t>
+      </w:r>
+    </w:p>
+    <w:p>
+      <w:r>
+        <w:t>Nedan presenteras relevanta utdrag ur standarderna för FSC, Chain of Custody, Controlled Wood och PEFC.</w:t>
+      </w:r>
+    </w:p>
+    <w:p>
+      <w:r>
+        <w:t>Vi förväntar oss att ni återkommer med ett skriftligt svar på vårt klagomål och även beskriver vilka korrigerande åtgärder ni satt in för att rätta till identifierade brister i er efterlevnad av den svenska FSC standarden.</w:t>
+      </w:r>
+    </w:p>
+    <w:p>
+      <w:pPr>
+        <w:pStyle w:val="Heading1"/>
+      </w:pPr>
+      <w:r>
+        <w:t>Naturvårdsarter och fridlysta arter</w:t>
+      </w:r>
+    </w:p>
+    <w:p>
+      <w:r>
+        <w:t>Nedan följer beskrivningar av de naturvårdsarter och fridlysta arter som har sina livsmiljöer och växtplatser i den avverkningsanmälda skogen. De påträffade naturvårdsarterna är ett tydligt kvitto på att det rör sig om en skog med höga naturvärden.</w:t>
       </w:r>
     </w:p>
     <w:p>
@@ -686,7 +683,7 @@
     <w:r>
       <w:tab/>
       <w:tab/>
-      <w:t>2026-06-20</w:t>
+      <w:t>2026-06-21</w:t>
       <w:br/>
       <w:br/>
     </w:r>

--- a/klagomål/A 26639-2026 FSC-klagomål.docx
+++ b/klagomål/A 26639-2026 FSC-klagomål.docx
@@ -683,7 +683,7 @@
     <w:r>
       <w:tab/>
       <w:tab/>
-      <w:t>2026-06-21</w:t>
+      <w:t>2026-06-22</w:t>
       <w:br/>
       <w:br/>
     </w:r>

--- a/klagomål/A 26639-2026 FSC-klagomål.docx
+++ b/klagomål/A 26639-2026 FSC-klagomål.docx
@@ -683,7 +683,7 @@
     <w:r>
       <w:tab/>
       <w:tab/>
-      <w:t>2026-06-22</w:t>
+      <w:t>2026-06-23</w:t>
       <w:br/>
       <w:br/>
     </w:r>

--- a/klagomål/A 26639-2026 FSC-klagomål.docx
+++ b/klagomål/A 26639-2026 FSC-klagomål.docx
@@ -683,7 +683,7 @@
     <w:r>
       <w:tab/>
       <w:tab/>
-      <w:t>2026-06-23</w:t>
+      <w:t>2026-06-24</w:t>
       <w:br/>
       <w:br/>
     </w:r>

--- a/klagomål/A 26639-2026 FSC-klagomål.docx
+++ b/klagomål/A 26639-2026 FSC-klagomål.docx
@@ -683,7 +683,7 @@
     <w:r>
       <w:tab/>
       <w:tab/>
-      <w:t>2026-06-24</w:t>
+      <w:t>2026-06-25</w:t>
       <w:br/>
       <w:br/>
     </w:r>

--- a/klagomål/A 26639-2026 FSC-klagomål.docx
+++ b/klagomål/A 26639-2026 FSC-klagomål.docx
@@ -683,7 +683,7 @@
     <w:r>
       <w:tab/>
       <w:tab/>
-      <w:t>2026-06-25</w:t>
+      <w:t>2026-06-26</w:t>
       <w:br/>
       <w:br/>
     </w:r>

--- a/klagomål/A 26639-2026 FSC-klagomål.docx
+++ b/klagomål/A 26639-2026 FSC-klagomål.docx
@@ -683,7 +683,7 @@
     <w:r>
       <w:tab/>
       <w:tab/>
-      <w:t>2026-06-26</w:t>
+      <w:t>2026-06-27</w:t>
       <w:br/>
       <w:br/>
     </w:r>

--- a/klagomål/A 26639-2026 FSC-klagomål.docx
+++ b/klagomål/A 26639-2026 FSC-klagomål.docx
@@ -683,7 +683,7 @@
     <w:r>
       <w:tab/>
       <w:tab/>
-      <w:t>2026-06-27</w:t>
+      <w:t>2026-06-28</w:t>
       <w:br/>
       <w:br/>
     </w:r>

--- a/klagomål/A 26639-2026 FSC-klagomål.docx
+++ b/klagomål/A 26639-2026 FSC-klagomål.docx
@@ -683,7 +683,7 @@
     <w:r>
       <w:tab/>
       <w:tab/>
-      <w:t>2026-06-28</w:t>
+      <w:t>2026-06-29</w:t>
       <w:br/>
       <w:br/>
     </w:r>

--- a/klagomål/A 26639-2026 FSC-klagomål.docx
+++ b/klagomål/A 26639-2026 FSC-klagomål.docx
@@ -683,7 +683,7 @@
     <w:r>
       <w:tab/>
       <w:tab/>
-      <w:t>2026-06-29</w:t>
+      <w:t>2026-06-30</w:t>
       <w:br/>
       <w:br/>
     </w:r>

--- a/klagomål/A 26639-2026 FSC-klagomål.docx
+++ b/klagomål/A 26639-2026 FSC-klagomål.docx
@@ -683,7 +683,7 @@
     <w:r>
       <w:tab/>
       <w:tab/>
-      <w:t>2026-06-30</w:t>
+      <w:t>2026-07-01</w:t>
       <w:br/>
       <w:br/>
     </w:r>

--- a/klagomål/A 26639-2026 FSC-klagomål.docx
+++ b/klagomål/A 26639-2026 FSC-klagomål.docx
@@ -683,7 +683,7 @@
     <w:r>
       <w:tab/>
       <w:tab/>
-      <w:t>2026-07-01</w:t>
+      <w:t>2026-07-02</w:t>
       <w:br/>
       <w:br/>
     </w:r>

--- a/klagomål/A 26639-2026 FSC-klagomål.docx
+++ b/klagomål/A 26639-2026 FSC-klagomål.docx
@@ -683,7 +683,7 @@
     <w:r>
       <w:tab/>
       <w:tab/>
-      <w:t>2026-07-13</w:t>
+      <w:t>2026-07-14</w:t>
       <w:br/>
       <w:br/>
     </w:r>

--- a/klagomål/A 26639-2026 FSC-klagomål.docx
+++ b/klagomål/A 26639-2026 FSC-klagomål.docx
@@ -683,7 +683,7 @@
     <w:r>
       <w:tab/>
       <w:tab/>
-      <w:t>2026-07-14</w:t>
+      <w:t>2026-07-15</w:t>
       <w:br/>
       <w:br/>
     </w:r>

--- a/klagomål/A 26639-2026 FSC-klagomål.docx
+++ b/klagomål/A 26639-2026 FSC-klagomål.docx
@@ -683,7 +683,7 @@
     <w:r>
       <w:tab/>
       <w:tab/>
-      <w:t>2026-07-15</w:t>
+      <w:t>2026-07-16</w:t>
       <w:br/>
       <w:br/>
     </w:r>

--- a/klagomål/A 26639-2026 FSC-klagomål.docx
+++ b/klagomål/A 26639-2026 FSC-klagomål.docx
@@ -683,7 +683,7 @@
     <w:r>
       <w:tab/>
       <w:tab/>
-      <w:t>2026-07-16</w:t>
+      <w:t>2026-07-17</w:t>
       <w:br/>
       <w:br/>
     </w:r>

--- a/klagomål/A 26639-2026 FSC-klagomål.docx
+++ b/klagomål/A 26639-2026 FSC-klagomål.docx
@@ -683,7 +683,7 @@
     <w:r>
       <w:tab/>
       <w:tab/>
-      <w:t>2026-07-17</w:t>
+      <w:t>2026-07-18</w:t>
       <w:br/>
       <w:br/>
     </w:r>

--- a/klagomål/A 26639-2026 FSC-klagomål.docx
+++ b/klagomål/A 26639-2026 FSC-klagomål.docx
@@ -683,7 +683,7 @@
     <w:r>
       <w:tab/>
       <w:tab/>
-      <w:t>2026-07-18</w:t>
+      <w:t>2026-07-19</w:t>
       <w:br/>
       <w:br/>
     </w:r>

--- a/klagomål/A 26639-2026 FSC-klagomål.docx
+++ b/klagomål/A 26639-2026 FSC-klagomål.docx
@@ -683,7 +683,7 @@
     <w:r>
       <w:tab/>
       <w:tab/>
-      <w:t>2026-07-19</w:t>
+      <w:t>2026-07-20</w:t>
       <w:br/>
       <w:br/>
     </w:r>

--- a/klagomål/A 26639-2026 FSC-klagomål.docx
+++ b/klagomål/A 26639-2026 FSC-klagomål.docx
@@ -683,7 +683,7 @@
     <w:r>
       <w:tab/>
       <w:tab/>
-      <w:t>2026-07-20</w:t>
+      <w:t>2026-07-21</w:t>
       <w:br/>
       <w:br/>
     </w:r>

--- a/klagomål/A 26639-2026 FSC-klagomål.docx
+++ b/klagomål/A 26639-2026 FSC-klagomål.docx
@@ -683,7 +683,7 @@
     <w:r>
       <w:tab/>
       <w:tab/>
-      <w:t>2026-07-21</w:t>
+      <w:t>2026-07-22</w:t>
       <w:br/>
       <w:br/>
     </w:r>

--- a/klagomål/A 26639-2026 FSC-klagomål.docx
+++ b/klagomål/A 26639-2026 FSC-klagomål.docx
@@ -683,7 +683,7 @@
     <w:r>
       <w:tab/>
       <w:tab/>
-      <w:t>2026-07-22</w:t>
+      <w:t>2026-07-23</w:t>
       <w:br/>
       <w:br/>
     </w:r>

--- a/klagomål/A 26639-2026 FSC-klagomål.docx
+++ b/klagomål/A 26639-2026 FSC-klagomål.docx
@@ -683,7 +683,7 @@
     <w:r>
       <w:tab/>
       <w:tab/>
-      <w:t>2026-07-23</w:t>
+      <w:t>2026-07-24</w:t>
       <w:br/>
       <w:br/>
     </w:r>

--- a/klagomål/A 26639-2026 FSC-klagomål.docx
+++ b/klagomål/A 26639-2026 FSC-klagomål.docx
@@ -683,7 +683,7 @@
     <w:r>
       <w:tab/>
       <w:tab/>
-      <w:t>2026-07-24</w:t>
+      <w:t>2026-07-25</w:t>
       <w:br/>
       <w:br/>
     </w:r>

--- a/klagomål/A 26639-2026 FSC-klagomål.docx
+++ b/klagomål/A 26639-2026 FSC-klagomål.docx
@@ -163,7 +163,7 @@
         <w:pStyle w:val="Title"/>
       </w:pPr>
       <w:r>
-        <w:t>Inledande FSC- /PEFC-klagomål – information om höga naturvärden i avverkningsanmälan A 26639-2026 i Jokkmokks kommun</w:t>
+        <w:t>Inledande FSC- /PEFC-klagomål – information om höga naturvärden och fridlysta arter i avverkningsanmälan A 26639-2026 i Jokkmokks kommun</w:t>
       </w:r>
     </w:p>
     <w:p>
@@ -178,7 +178,7 @@
       <w:r>
         <w:drawing>
           <wp:inline xmlns:a="http://schemas.openxmlformats.org/drawingml/2006/main" xmlns:pic="http://schemas.openxmlformats.org/drawingml/2006/picture">
-            <wp:extent cx="5486400" cy="4754880"/>
+            <wp:extent cx="5486400" cy="4875542"/>
             <wp:docPr id="1" name="Picture 1"/>
             <wp:cNvGraphicFramePr>
               <a:graphicFrameLocks noChangeAspect="1"/>
@@ -199,7 +199,7 @@
                   <pic:spPr>
                     <a:xfrm>
                       <a:off x="0" y="0"/>
-                      <a:ext cx="5486400" cy="4754880"/>
+                      <a:ext cx="5486400" cy="4875542"/>
                     </a:xfrm>
                     <a:prstGeom prst="rect"/>
                   </pic:spPr>
@@ -216,12 +216,12 @@
         <w:spacing w:after="240"/>
       </w:pPr>
       <w:r>
-        <w:t>Figur 1. Fyndplatser för naturvårdsarter i och inom 4 meter från avverkningsanmälan. Markörer utan svart kant är placerade på fyndplatsen. Markörer med svart kant är placerade vid sidan av fyndplatsen har ett svart streck som visar fyndplatsens exakta position. Kartans mittpunktskoordinat är N 7334855, E 720109 i SWEREF 99 TM.</w:t>
+        <w:t>Figur 1. Fyndplatser för naturvårdsarter i och inom 16 meter från avverkningsanmälan. Markörer utan svart kant är placerade på fyndplatsen. Markörer med svart kant är placerade vid sidan av fyndplatsen har ett svart streck som visar fyndplatsens exakta position. Kartans mittpunktskoordinat är N 7334855, E 720109 i SWEREF 99 TM.</w:t>
       </w:r>
     </w:p>
     <w:p>
       <w:r>
-        <w:t>I och inom 4 meter från avverkningsanmälan finns fynd av 2 naturvårdsarter, varav 2 är rödlistade och 1 är typisk (T): dropptaggsvamp (NT, T) och skarp dropptaggsvamp (NT). Se Figur 1.</w:t>
+        <w:t>I och inom 16 meter från avverkningsanmälan finns fynd av 11 naturvårdsarter, varav 10 är rödlistade, 1 är fridlyst och 6 är typiska (T): Lecidea subhumida (VU), mörk blåslav (VU, T), smalfotad taggsvamp (VU), blanksvart spiklav (NT), dropptaggsvamp (NT, T), lavskrika (NT, T, §4), skarp dropptaggsvamp (NT), talltagel (NT, T), vedskivlav (NT, T), vitplätt (NT) och timmerticka (T). Se Figur 1.</w:t>
       </w:r>
     </w:p>
     <w:p>
@@ -244,7 +244,67 @@
     </w:p>
     <w:p>
       <w:r>
-        <w:t>Nedan följer beskrivningar av de naturvårdsarter och fridlysta arter som har sina livsmiljöer och växtplatser i den avverkningsanmälda skogen. De påträffade naturvårdsarterna är ett tydligt kvitto på att det rör sig om en skog med höga naturvärden.</w:t>
+        <w:t>Nedan följer beskrivningar av de naturvårdsarter och fridlysta arter som har sina livsmiljöer och växtplatser i den avverkningsanmälda skogen. Se även ytterligare artfakta i BILAGA 1. De påträffade naturvårdsarterna är ett tydligt kvitto på att det rör sig om en skog med höga naturvärden.</w:t>
+      </w:r>
+    </w:p>
+    <w:p>
+      <w:r>
+        <w:rPr>
+          <w:b/>
+          <w:i/>
+        </w:rPr>
+        <w:t xml:space="preserve">Lecidea subhumida </w:t>
+      </w:r>
+      <w:r>
+        <w:rPr>
+          <w:b/>
+        </w:rPr>
+        <w:t>(VU)</w:t>
+      </w:r>
+      <w:r>
+        <w:t xml:space="preserve"> är en skivlav som växer på ved (grenar, stam) av gamla tallar i subalpin skog. Arten påverkas negativt av brist på kontinuitetsskog och en minskning av populationen pågår eller förväntas ske. Antalet individer bedöms vara lägre än gränsvärdet för sårbar (VU) (SLU Artdatabanken, 2026).</w:t>
+      </w:r>
+    </w:p>
+    <w:p>
+      <w:r>
+        <w:rPr>
+          <w:b/>
+        </w:rPr>
+        <w:t>Mörk blåslav (VU)</w:t>
+      </w:r>
+      <w:r>
+        <w:t xml:space="preserve"> förekommer i huvudsak i fjällnära skog i det översta barrskogsbältet och i fjällbjörkskog. Den växer på träd, främst gran, tall och björk, men ibland också på klippor och i så fall ofta på kalkrik berggrund. Flera av förekomsterna är belägna vid vattenfall eller forsar vilket indikerar att den kräver hög luftfuktighet. Avverkning av gammal fjällnära skog är det största hotet. Samtliga lokaler bör skyddas. Mörk blåslav är typisk art för </w:t>
+      </w:r>
+      <w:r>
+        <w:rPr>
+          <w:i/>
+        </w:rPr>
+        <w:t xml:space="preserve">9010 Taiga </w:t>
+      </w:r>
+      <w:r>
+        <w:t>(SLU Artdatabanken, 2025).</w:t>
+      </w:r>
+    </w:p>
+    <w:p>
+      <w:r>
+        <w:rPr>
+          <w:b/>
+        </w:rPr>
+        <w:t>Smalfotad taggsvamp (VU)</w:t>
+      </w:r>
+      <w:r>
+        <w:t>, rödlistad som sårbar, växer på marken under lågor eller fallna stubbar i brandpräglad torr tallskog med lång kontinuitet. Arten är starkt associerad till kolad ved från tallar som sannolikt varit med om flera historiska skogsbränder. Detta är en process som kan ta många hundra år och det tar således mycket lång tid att återskapa lämpliga substrat. Smalfotad taggsvamp är placerad i toppen av Skogsstyrelsens värdepyramid för bedömning av skog med höga naturvärden samt globalt rödlistad som sårbar (VU) vilket innebär att Sverige har ett internationellt ansvar för arten (IUCN Redlist, 2024; Nitare &amp; Skogsstyrelsen, 2019; SLU Artdatabanken, 2024).</w:t>
+      </w:r>
+    </w:p>
+    <w:p>
+      <w:r>
+        <w:rPr>
+          <w:b/>
+        </w:rPr>
+        <w:t>Blanksvart spiklav (NT)</w:t>
+      </w:r>
+      <w:r>
+        <w:t xml:space="preserve"> förekommer på torr, hård, gammal kärnved men även på äldre ytved av tall i naturskogsartade bestånd med begränsad brandpåverkan och ostörd hydrologi. Skogsbruksåtgärder på eller i närheten av lokaler med blanksvart spiklav utgör ett hot. Naturskogsartade öppna tall- och barrblandskogar med blanksvart spiklav indikerar höga biologiska värden och bör bevaras (SLU Artdatabanken, 2024).</w:t>
       </w:r>
     </w:p>
     <w:p>
@@ -272,10 +332,110 @@
         <w:rPr>
           <w:b/>
         </w:rPr>
+        <w:t>Lavskrika (NT, §4)</w:t>
+      </w:r>
+      <w:r>
+        <w:t xml:space="preserve"> är rödlistad som nära hotad och fridlyst enligt 4§ artskyddsförordningen. Den har minskat med 20 (10–30) % under de senaste 15 åren och minskningstakten bedöms vara nära gränsvärdet för sårbar (VU). Lavskrikan är en mycket stationär fågel, som häckar i äldre, slutna och hänglavsrika barrskogar. Nyckelfaktorer är flerskiktad skog med rik undervegetation samt riklig förekomst av hänglavar. Reviren är livslånga med hemområden som varierar mellan 50 och 150 ha. Inom ett revir av hög kvalitet finns det som regel ett eller flera kärnområden (1–20 ha) med relativt tät flerskiktad granskog. Arten missgynnas när flerskiktad skog omförs till enskiktade bestånd och även röjning och hård gallring är starkt negativt. Lavskrikan har relativt stora hemområden och försvinner när den äldre skogen fragmenteras, särskilt allvarligt är när kärnområdena avverkas. Den försvinner successivt framför allt vid dess utbredningsgränser och populationen har minskat kontinuerligt under 2000-talet. Lavskrika är typisk art för </w:t>
+      </w:r>
+      <w:r>
+        <w:rPr>
+          <w:i/>
+        </w:rPr>
+        <w:t>9010 Taiga</w:t>
+      </w:r>
+      <w:r>
+        <w:t xml:space="preserve"> (SLU Artdatabanken, 2026; Skogsstyrelsen 2016).</w:t>
+      </w:r>
+    </w:p>
+    <w:p>
+      <w:r>
+        <w:rPr>
+          <w:b/>
+        </w:rPr>
         <w:t xml:space="preserve">Skarp dropptaggsvamp (NT) </w:t>
       </w:r>
       <w:r>
         <w:t>bildar mykorrhiza med både gran och tall, främst i barrskogar med trädkontinuitet. Arten uppträder dels i näringsrik kalkbarrskog och dels i sur lavtallskog. Kalkbarrskogarna är ofta grandominerade, olikåldriga och skiktade på frisk mark med ett örtrikt vegetationsskikt. Lavtallskogarna är i regel magra, torra, ljusöppna och ofta brandpräglade. Den totala populationen i landet har minskat och bedöms fortsätta minska till följd av avverkning av äldre barrskogar. Arten har begränsad förmåga att återetablera sig efter slutavverkning eller andra storskaliga skogsbruksåtgärder. Det saknas indikationer på att arten långsiktigt kan etablera eller reproducera sig i skogsbestånd som brukas med metoder som trakthyggesbruk, markberedning, gödsling eller föryngring med förädlat plantmaterial. Minskningstakten för den svenska populationen bedöms vara nära gränsvärdet för Sårbar (VU) (SLU Artdatabanken, 2026).</w:t>
+      </w:r>
+    </w:p>
+    <w:p>
+      <w:r>
+        <w:rPr>
+          <w:b/>
+        </w:rPr>
+        <w:t>Talltagel (NT)</w:t>
+      </w:r>
+      <w:r>
+        <w:t xml:space="preserve"> är en boreal art som förekommer på tall i äldre, öppna tallskogar. Den påverkas negativt av brist på kontinuitetsskog och minskningstakten bedöms vara nära gränsvärdet för Sårbar (VU). Talltagel är typisk art för </w:t>
+      </w:r>
+      <w:r>
+        <w:rPr>
+          <w:i/>
+        </w:rPr>
+        <w:t>9010 Taiga</w:t>
+      </w:r>
+      <w:r>
+        <w:t xml:space="preserve"> (SLU Artdatabanken, 2026).</w:t>
+      </w:r>
+    </w:p>
+    <w:p>
+      <w:r>
+        <w:rPr>
+          <w:b/>
+        </w:rPr>
+        <w:t>Vedskivlav (NT)</w:t>
+      </w:r>
+      <w:r>
+        <w:t xml:space="preserve"> växer på gammal, torr, exponerad, hård kärnved av framförallt tall i naturskogsartade bestånd. Avverkning av tallskog av naturskogskaraktär med spår av återkommande bränder är ett hot. Mängden lämplig ved att växa på för vedskivlav minskar, dels på grund av naturlig nedbrytning men framförallt på grund av att de förstörs i samband med slutavverkningar, gallringar och markberedning. Tall- och blandbarrskogar av naturskogskaraktär med spår av återkommande bränder bör skyddas. Vedskivlav är typisk art för </w:t>
+      </w:r>
+      <w:r>
+        <w:rPr>
+          <w:i/>
+        </w:rPr>
+        <w:t>9010 Taiga</w:t>
+      </w:r>
+      <w:r>
+        <w:t xml:space="preserve"> (SLU Artdatabanken, 2024).</w:t>
+      </w:r>
+    </w:p>
+    <w:p>
+      <w:r>
+        <w:rPr>
+          <w:b/>
+        </w:rPr>
+        <w:t>Vitplätt (NT)</w:t>
+      </w:r>
+      <w:r>
+        <w:t xml:space="preserve"> är en nedbrytare av död, hård och torr tallved och orsakar brunröta. Den förekommer mest i äldre, naturskogsliknande tallskog eller blandskog med äldre tall. Arten hotas av avverkning av gammal, senvuxen tall. I södra Sverige råder brist på lämpliga habitat och arten kan inte längre sprida sig utanför sina få kända växtplatser. Lokaler med gammal tall bör undantas från skogsbruk, i synnerhet i södra Sverige (SLU Artdatabanken, 2024).</w:t>
+      </w:r>
+    </w:p>
+    <w:p>
+      <w:r>
+        <w:rPr>
+          <w:b/>
+        </w:rPr>
+        <w:t>Timmerticka</w:t>
+      </w:r>
+      <w:r>
+        <w:t xml:space="preserve"> är typisk art för </w:t>
+      </w:r>
+      <w:r>
+        <w:rPr>
+          <w:i/>
+        </w:rPr>
+        <w:t>9060 Åsbarrskog</w:t>
+      </w:r>
+      <w:r>
+        <w:t>. Bland annat åtgärdsprogramsarten skrovlig flatbagge (NT) samt timmertickgnagare kan påträffas på eller i nära anslutning till fruktkroppar av timmerticka</w:t>
+      </w:r>
+      <w:r>
+        <w:rPr>
+          <w:i/>
+        </w:rPr>
+        <w:t xml:space="preserve"> </w:t>
+      </w:r>
+      <w:r>
+        <w:t>(SLU Artdatabanken, 2026).</w:t>
       </w:r>
     </w:p>
     <w:p>
@@ -330,6 +490,22 @@
       <w:r>
         <w:t>I den avverkningsanmälda skogen har fridlysta arter sina livsmiljöer och växtplatser. Att skada de fridlysta arternas livsmiljöer, växtplatser eller ekologiska funktion är inte tillåtet enligt artskyddsförordningen.</w:t>
       </w:r>
+      <w:r>
+        <w:rPr>
+          <w:i/>
+        </w:rPr>
+        <w:t xml:space="preserve"> EU:s medlemsländer och skogsbolag är skyldiga att agera i enlighet med EU:s fågeldirektiv där det uttryckligen står att direktivet gäller för fåglar samt för deras ägg, bon och </w:t>
+      </w:r>
+      <w:r>
+        <w:rPr>
+          <w:b/>
+          <w:i/>
+        </w:rPr>
+        <w:t xml:space="preserve">livsmiljöer </w:t>
+      </w:r>
+      <w:r>
+        <w:t>(artikel 1). Vidare att de åtgärder som vidtas inte får leda till en försämring av den nuvarande situationen beträffande bevarandet av de fågelarter som avses i artikel 1 (artikel 13).</w:t>
+      </w:r>
     </w:p>
     <w:p>
       <w:r>
@@ -368,7 +544,7 @@
         <w:rPr>
           <w:i/>
         </w:rPr>
-        <w:t>I det avverkningsanmälda skogsområdet har 2 naturvårdsarter varav 2 rödlistade arter sina livsmiljöer och växtplatser.</w:t>
+        <w:t>I det avverkningsanmälda skogsområdet har 11 naturvårdsarter varav 10 rödlistade arter sina livsmiljöer och växtplatser.</w:t>
       </w:r>
     </w:p>
     <w:p>
@@ -553,6 +729,105 @@
           <w:i/>
         </w:rPr>
         <w:t>I den avverkningsanmälda skogen har fridlysta arter sina livsmiljöer och växtplatser. Att skada de fridlysta arternas livsmiljöer, växtplatser eller ekologiska funktion är inte tillåtet enligt artskyddsförordningen</w:t>
+      </w:r>
+    </w:p>
+    <w:p>
+      <w:r>
+        <w:br w:type="page"/>
+      </w:r>
+    </w:p>
+    <w:p>
+      <w:pPr>
+        <w:pStyle w:val="Title"/>
+      </w:pPr>
+      <w:r>
+        <w:t>BILAGA 1 – Fridlysta arter</w:t>
+      </w:r>
+    </w:p>
+    <w:p>
+      <w:pPr>
+        <w:pStyle w:val="Heading1"/>
+      </w:pPr>
+      <w:r>
+        <w:t>Lavskrika – ekologi samt krav på livsmiljön</w:t>
+      </w:r>
+    </w:p>
+    <w:p>
+      <w:r>
+        <w:t>Lavskrika är rödlistad som nära hotad (NT), fridlyst enligt 4 § artskyddsförordningen (2007:845) och ingår i förteckningen över prioriterade arter i Skogsstyrelsens föreskrifter och allmänna råd (SKSFS 2011:7) bilaga 4. Lavskrikan är en mycket stationär fågel, som häckar i äldre, slutna och hänglavsrika barrskogar. Nyckelfaktorer är flerskiktad skog med rik undervegetation samt riklig förekomst av hänglavar (SLU Artdatabanken, 2026).</w:t>
+      </w:r>
+    </w:p>
+    <w:p>
+      <w:r>
+        <w:t xml:space="preserve">I Skogsstyrelsens vägledning för hänsyn till fåglar står bland annat att: </w:t>
+      </w:r>
+      <w:r>
+        <w:rPr>
+          <w:i/>
+        </w:rPr>
+        <w:t>“Reviren är livslånga med hemområden som varierar mellan 50 och 150 ha. Hemområdena har inga fasta gränser utan det handlar mera om de yttre gränserna för familjegruppernas rörelser. Lavskrikan undviker att förflytta sig över stora öppna områden och hemområdesstorleken är därför större i områden fragmenterade av hyggen och yngre skog än i områden med i sammanhängande äldre skog. Det finns studier som antyder att det inom ett revir bör finnas maximalt 15 % öppna ytor och ungskog. Inom ett revir av hög kvalitet finns det som regel ett eller flera kärnområden (1–20 ha) med relativt tät flerskiktad granskog.”</w:t>
+      </w:r>
+      <w:r>
+        <w:t xml:space="preserve"> Vidare att: </w:t>
+      </w:r>
+      <w:r>
+        <w:rPr>
+          <w:i/>
+        </w:rPr>
+        <w:t>“Arten missgynnas när flerskiktad skog omförs till enskiktade bestånd. Även skogsskötsel med återkommande röjning och hård gallring är starkt negativt. Lavskrikan har relativt stora hemområden och försvinner när den äldre skogen fragmenteras, särskilt allvarligt är när kärnområdena avverkas.”</w:t>
+      </w:r>
+      <w:r>
+        <w:t xml:space="preserve"> (Skogsstyrelsen 2016).</w:t>
+      </w:r>
+    </w:p>
+    <w:p>
+      <w:r>
+        <w:t xml:space="preserve">Populationen har minskat med 20 (10–30) % under de senaste 15 åren och minskningstakten bedöms vara nära gränsvärdet för sårbar (VU). Arten försvinner successivt framför allt vid dess utbredningsgränser och populationen har minskat kontinuerligt under 2000-talet. Lavskrika är typisk art för </w:t>
+      </w:r>
+      <w:r>
+        <w:rPr>
+          <w:i/>
+        </w:rPr>
+        <w:t>9010 Taiga</w:t>
+      </w:r>
+      <w:r>
+        <w:t xml:space="preserve"> (SLU Artdatabanken, 2026).</w:t>
+      </w:r>
+    </w:p>
+    <w:p>
+      <w:pPr>
+        <w:pStyle w:val="Heading2"/>
+      </w:pPr>
+      <w:r>
+        <w:t>Referenser – lavskrika</w:t>
+      </w:r>
+    </w:p>
+    <w:p>
+      <w:r>
+        <w:t xml:space="preserve">Skogsstyrelsen, 2016. </w:t>
+      </w:r>
+      <w:r>
+        <w:rPr>
+          <w:i/>
+        </w:rPr>
+        <w:t xml:space="preserve">Vägledning för hänsyn till fåglar – lavskrika. </w:t>
+      </w:r>
+      <w:r>
+        <w:t>https://www.skogsstyrelsen.se/globalassets/lag-och-tillsyn/artskydd/vagledningar-for-hansyn-till-faglar/lavskrika-vagledning-hansyn.pdf</w:t>
+      </w:r>
+    </w:p>
+    <w:p>
+      <w:r>
+        <w:t xml:space="preserve">SLU Artdatabanken, 2026. </w:t>
+      </w:r>
+      <w:r>
+        <w:rPr>
+          <w:i/>
+        </w:rPr>
+        <w:t xml:space="preserve">Artfaktablad. Naturvård – artfakta. </w:t>
+      </w:r>
+      <w:r>
+        <w:t>SLU Artdatabanken, Uppsala</w:t>
       </w:r>
     </w:p>
     <w:sectPr>
@@ -683,7 +958,7 @@
     <w:r>
       <w:tab/>
       <w:tab/>
-      <w:t>2026-07-25</w:t>
+      <w:t>2026-07-26</w:t>
       <w:br/>
       <w:br/>
     </w:r>

--- a/klagomål/A 26639-2026 FSC-klagomål.docx
+++ b/klagomål/A 26639-2026 FSC-klagomål.docx
@@ -958,7 +958,7 @@
     <w:r>
       <w:tab/>
       <w:tab/>
-      <w:t>2026-07-26</w:t>
+      <w:t>2026-07-27</w:t>
       <w:br/>
       <w:br/>
     </w:r>

--- a/klagomål/A 26639-2026 FSC-klagomål.docx
+++ b/klagomål/A 26639-2026 FSC-klagomål.docx
@@ -178,7 +178,7 @@
       <w:r>
         <w:drawing>
           <wp:inline xmlns:a="http://schemas.openxmlformats.org/drawingml/2006/main" xmlns:pic="http://schemas.openxmlformats.org/drawingml/2006/picture">
-            <wp:extent cx="5486400" cy="4875542"/>
+            <wp:extent cx="5486400" cy="4873658"/>
             <wp:docPr id="1" name="Picture 1"/>
             <wp:cNvGraphicFramePr>
               <a:graphicFrameLocks noChangeAspect="1"/>
@@ -199,7 +199,7 @@
                   <pic:spPr>
                     <a:xfrm>
                       <a:off x="0" y="0"/>
-                      <a:ext cx="5486400" cy="4875542"/>
+                      <a:ext cx="5486400" cy="4873658"/>
                     </a:xfrm>
                     <a:prstGeom prst="rect"/>
                   </pic:spPr>
@@ -221,7 +221,7 @@
     </w:p>
     <w:p>
       <w:r>
-        <w:t>I och inom 16 meter från avverkningsanmälan finns fynd av 11 naturvårdsarter, varav 10 är rödlistade, 1 är fridlyst och 6 är typiska (T): Lecidea subhumida (VU), mörk blåslav (VU, T), smalfotad taggsvamp (VU), blanksvart spiklav (NT), dropptaggsvamp (NT, T), lavskrika (NT, T, §4), skarp dropptaggsvamp (NT), talltagel (NT, T), vedskivlav (NT, T), vitplätt (NT) och timmerticka (T). Se Figur 1.</w:t>
+        <w:t>I och inom 16 meter från avverkningsanmälan finns fynd av 10 naturvårdsarter, varav 9 är rödlistade, 1 är fridlyst och 5 är typiska (T): Lecidea subhumida (VU), smalfotad taggsvamp (VU), blanksvart spiklav (NT), dropptaggsvamp (NT, T), lavskrika (NT, T, §4), skarp dropptaggsvamp (NT), talltagel (NT, T), vedskivlav (NT, T), vitplätt (NT) och timmerticka (T). Se Figur 1.</w:t>
       </w:r>
     </w:p>
     <w:p>
@@ -263,26 +263,6 @@
       </w:r>
       <w:r>
         <w:t xml:space="preserve"> är en skivlav som växer på ved (grenar, stam) av gamla tallar i subalpin skog. Arten påverkas negativt av brist på kontinuitetsskog och en minskning av populationen pågår eller förväntas ske. Antalet individer bedöms vara lägre än gränsvärdet för sårbar (VU) (SLU Artdatabanken, 2026).</w:t>
-      </w:r>
-    </w:p>
-    <w:p>
-      <w:r>
-        <w:rPr>
-          <w:b/>
-        </w:rPr>
-        <w:t>Mörk blåslav (VU)</w:t>
-      </w:r>
-      <w:r>
-        <w:t xml:space="preserve"> förekommer i huvudsak i fjällnära skog i det översta barrskogsbältet och i fjällbjörkskog. Den växer på träd, främst gran, tall och björk, men ibland också på klippor och i så fall ofta på kalkrik berggrund. Flera av förekomsterna är belägna vid vattenfall eller forsar vilket indikerar att den kräver hög luftfuktighet. Avverkning av gammal fjällnära skog är det största hotet. Samtliga lokaler bör skyddas. Mörk blåslav är typisk art för </w:t>
-      </w:r>
-      <w:r>
-        <w:rPr>
-          <w:i/>
-        </w:rPr>
-        <w:t xml:space="preserve">9010 Taiga </w:t>
-      </w:r>
-      <w:r>
-        <w:t>(SLU Artdatabanken, 2025).</w:t>
       </w:r>
     </w:p>
     <w:p>
@@ -544,7 +524,7 @@
         <w:rPr>
           <w:i/>
         </w:rPr>
-        <w:t>I det avverkningsanmälda skogsområdet har 11 naturvårdsarter varav 10 rödlistade arter sina livsmiljöer och växtplatser.</w:t>
+        <w:t>I det avverkningsanmälda skogsområdet har 10 naturvårdsarter varav 9 rödlistade arter sina livsmiljöer och växtplatser.</w:t>
       </w:r>
     </w:p>
     <w:p>
@@ -958,7 +938,7 @@
     <w:r>
       <w:tab/>
       <w:tab/>
-      <w:t>2026-07-27</w:t>
+      <w:t>2026-07-28</w:t>
       <w:br/>
       <w:br/>
     </w:r>

--- a/klagomål/A 26639-2026 FSC-klagomål.docx
+++ b/klagomål/A 26639-2026 FSC-klagomål.docx
@@ -938,7 +938,7 @@
     <w:r>
       <w:tab/>
       <w:tab/>
-      <w:t>2026-07-28</w:t>
+      <w:t>2026-07-29</w:t>
       <w:br/>
       <w:br/>
     </w:r>

--- a/klagomål/A 26639-2026 FSC-klagomål.docx
+++ b/klagomål/A 26639-2026 FSC-klagomål.docx
@@ -938,7 +938,7 @@
     <w:r>
       <w:tab/>
       <w:tab/>
-      <w:t>2026-07-29</w:t>
+      <w:t>2026-07-30</w:t>
       <w:br/>
       <w:br/>
     </w:r>

--- a/klagomål/A 26639-2026 FSC-klagomål.docx
+++ b/klagomål/A 26639-2026 FSC-klagomål.docx
@@ -938,7 +938,7 @@
     <w:r>
       <w:tab/>
       <w:tab/>
-      <w:t>2026-07-30</w:t>
+      <w:t>2026-07-31</w:t>
       <w:br/>
       <w:br/>
     </w:r>

--- a/klagomål/A 26639-2026 FSC-klagomål.docx
+++ b/klagomål/A 26639-2026 FSC-klagomål.docx
@@ -938,7 +938,7 @@
     <w:r>
       <w:tab/>
       <w:tab/>
-      <w:t>2026-07-31</w:t>
+      <w:t>2026-08-01</w:t>
       <w:br/>
       <w:br/>
     </w:r>

--- a/klagomål/A 26639-2026 FSC-klagomål.docx
+++ b/klagomål/A 26639-2026 FSC-klagomål.docx
@@ -938,7 +938,7 @@
     <w:r>
       <w:tab/>
       <w:tab/>
-      <w:t>2026-08-01</w:t>
+      <w:t>2026-08-02</w:t>
       <w:br/>
       <w:br/>
     </w:r>

--- a/klagomål/A 26639-2026 FSC-klagomål.docx
+++ b/klagomål/A 26639-2026 FSC-klagomål.docx
@@ -938,7 +938,7 @@
     <w:r>
       <w:tab/>
       <w:tab/>
-      <w:t>2026-08-02</w:t>
+      <w:t>2026-08-03</w:t>
       <w:br/>
       <w:br/>
     </w:r>

--- a/klagomål/A 26639-2026 FSC-klagomål.docx
+++ b/klagomål/A 26639-2026 FSC-klagomål.docx
@@ -938,7 +938,7 @@
     <w:r>
       <w:tab/>
       <w:tab/>
-      <w:t>2026-08-03</w:t>
+      <w:t>2026-08-05</w:t>
       <w:br/>
       <w:br/>
     </w:r>

--- a/klagomål/A 26639-2026 FSC-klagomål.docx
+++ b/klagomål/A 26639-2026 FSC-klagomål.docx
@@ -938,7 +938,7 @@
     <w:r>
       <w:tab/>
       <w:tab/>
-      <w:t>2026-08-05</w:t>
+      <w:t>2026-08-07</w:t>
       <w:br/>
       <w:br/>
     </w:r>

--- a/klagomål/A 26639-2026 FSC-klagomål.docx
+++ b/klagomål/A 26639-2026 FSC-klagomål.docx
@@ -938,7 +938,7 @@
     <w:r>
       <w:tab/>
       <w:tab/>
-      <w:t>2026-08-07</w:t>
+      <w:t>2026-08-08</w:t>
       <w:br/>
       <w:br/>
     </w:r>

--- a/klagomål/A 26639-2026 FSC-klagomål.docx
+++ b/klagomål/A 26639-2026 FSC-klagomål.docx
@@ -163,7 +163,7 @@
         <w:pStyle w:val="Title"/>
       </w:pPr>
       <w:r>
-        <w:t>Inledande FSC- /PEFC-klagomål – information om höga naturvärden i avverkningsanmälan A 26639-2026 i Jokkmokks kommun</w:t>
+        <w:t>Inledande FSC- /PEFC-klagomål – information om höga naturvärden och fridlysta arter i avverkningsanmälan A 26639-2026 i Jokkmokks kommun</w:t>
       </w:r>
     </w:p>
     <w:p>
@@ -178,7 +178,7 @@
       <w:r>
         <w:drawing>
           <wp:inline xmlns:a="http://schemas.openxmlformats.org/drawingml/2006/main" xmlns:pic="http://schemas.openxmlformats.org/drawingml/2006/picture">
-            <wp:extent cx="5486400" cy="4754880"/>
+            <wp:extent cx="5486400" cy="4873658"/>
             <wp:docPr id="1" name="Picture 1"/>
             <wp:cNvGraphicFramePr>
               <a:graphicFrameLocks noChangeAspect="1"/>
@@ -199,7 +199,7 @@
                   <pic:spPr>
                     <a:xfrm>
                       <a:off x="0" y="0"/>
-                      <a:ext cx="5486400" cy="4754880"/>
+                      <a:ext cx="5486400" cy="4873658"/>
                     </a:xfrm>
                     <a:prstGeom prst="rect"/>
                   </pic:spPr>
@@ -216,12 +216,12 @@
         <w:spacing w:after="240"/>
       </w:pPr>
       <w:r>
-        <w:t>Figur 1. Fyndplatser för naturvårdsarter i och inom 4 meter från avverkningsanmälan. Markörer utan svart kant är placerade på fyndplatsen. Markörer med svart kant är placerade vid sidan av fyndplatsen har ett svart streck som visar fyndplatsens exakta position. Kartans mittpunktskoordinat är N 7334855, E 720109 i SWEREF 99 TM.</w:t>
+        <w:t>Figur 1. Fyndplatser för naturvårdsarter i och inom 16 meter från avverkningsanmälan. Markörer utan svart kant är placerade på fyndplatsen. Markörer med svart kant är placerade vid sidan av fyndplatsen och har ett svart streck som visar fyndplatsens exakta position. Kartans mittpunktskoordinat är N 7334855, E 720109 i SWEREF 99 TM.</w:t>
       </w:r>
     </w:p>
     <w:p>
       <w:r>
-        <w:t>I och inom 4 meter från avverkningsanmälan finns fynd av 2 naturvårdsarter, varav 2 är rödlistade och 1 är typisk (T): dropptaggsvamp (NT, T) och skarp dropptaggsvamp (NT). Se Figur 1.</w:t>
+        <w:t>I och inom 16 meter från avverkningsanmälan finns fynd av 10 naturvårdsarter, varav 9 är rödlistade, 1 är fridlyst och 5 är typiska (T): Lecidea subhumida (VU), smalfotad taggsvamp (VU), blanksvart spiklav (NT), dropptaggsvamp (NT, T), lavskrika (NT, T, §4), skarp dropptaggsvamp (NT), talltagel (NT, T), vedskivlav (NT, T), vitplätt (NT) och timmerticka (T). Se Figur 1.</w:t>
       </w:r>
     </w:p>
     <w:p>
@@ -244,7 +244,47 @@
     </w:p>
     <w:p>
       <w:r>
-        <w:t>Nedan följer beskrivningar av de naturvårdsarter och fridlysta arter som har sina livsmiljöer och växtplatser i den avverkningsanmälda skogen. De påträffade naturvårdsarterna är ett tydligt kvitto på att det rör sig om en skog med höga naturvärden.</w:t>
+        <w:t>Nedan följer beskrivningar av de naturvårdsarter och fridlysta arter som har sina livsmiljöer och växtplatser i den avverkningsanmälda skogen. Se även ytterligare artfakta i BILAGA 1. De påträffade naturvårdsarterna är ett tydligt kvitto på att det rör sig om en skog med höga naturvärden.</w:t>
+      </w:r>
+    </w:p>
+    <w:p>
+      <w:r>
+        <w:rPr>
+          <w:b/>
+          <w:i/>
+        </w:rPr>
+        <w:t xml:space="preserve">Lecidea subhumida </w:t>
+      </w:r>
+      <w:r>
+        <w:rPr>
+          <w:b/>
+        </w:rPr>
+        <w:t>(VU)</w:t>
+      </w:r>
+      <w:r>
+        <w:t xml:space="preserve"> är en skivlav som växer på ved (grenar, stam) av gamla tallar i subalpin skog. Arten påverkas negativt av brist på kontinuitetsskog och en minskning av populationen pågår eller förväntas ske. Antalet individer bedöms vara lägre än gränsvärdet för sårbar (VU) (SLU Artdatabanken, 2026).</w:t>
+      </w:r>
+    </w:p>
+    <w:p>
+      <w:r>
+        <w:rPr>
+          <w:b/>
+        </w:rPr>
+        <w:t>Smalfotad taggsvamp (VU)</w:t>
+      </w:r>
+      <w:r>
+        <w:t>, rödlistad som sårbar, växer på marken under lågor eller fallna stubbar i brandpräglad torr tallskog med lång kontinuitet. Arten är starkt associerad till kolad ved från tallar som sannolikt varit med om flera historiska skogsbränder. Detta är en process som kan ta många hundra år och det tar således mycket lång tid att återskapa lämpliga substrat. Smalfotad taggsvamp är placerad i toppen av Skogsstyrelsens värdepyramid för bedömning av skog med höga naturvärden samt globalt rödlistad som sårbar (VU) vilket innebär att Sverige har ett internationellt ansvar för arten (IUCN Redlist, 2024; Nitare &amp; Skogsstyrelsen, 2019; SLU Artdatabanken, 2024).</w:t>
+      </w:r>
+    </w:p>
+    <w:p>
+      <w:r>
+        <w:rPr>
+          <w:b/>
+        </w:rPr>
+        <w:t>Blanksvart spiklav (NT)</w:t>
+      </w:r>
+      <w:r>
+        <w:t xml:space="preserve"> förekommer på torr, hård, gammal kärnved men även på äldre ytved av tall i naturskogsartade bestånd med begränsad brandpåverkan och ostörd hydrologi. Skogsbruksåtgärder på eller i närheten av lokaler med blanksvart spiklav utgör ett hot. Naturskogsartade öppna tall- och barrblandskogar med blanksvart spiklav indikerar höga biologiska värden och bör bevaras (SLU Artdatabanken, 2024).</w:t>
       </w:r>
     </w:p>
     <w:p>
@@ -272,10 +312,110 @@
         <w:rPr>
           <w:b/>
         </w:rPr>
+        <w:t>Lavskrika (NT, §4)</w:t>
+      </w:r>
+      <w:r>
+        <w:t xml:space="preserve"> är rödlistad som nära hotad och fridlyst enligt 4§ artskyddsförordningen. Den har minskat med 20 (10–30) % under de senaste 15 åren och minskningstakten bedöms vara nära gränsvärdet för sårbar (VU). Lavskrikan är en mycket stationär fågel, som häckar i äldre, slutna och hänglavsrika barrskogar. Nyckelfaktorer är flerskiktad skog med rik undervegetation samt riklig förekomst av hänglavar. Reviren är livslånga med hemområden som varierar mellan 50 och 150 ha. Inom ett revir av hög kvalitet finns det som regel ett eller flera kärnområden (1–20 ha) med relativt tät flerskiktad granskog. Arten missgynnas när flerskiktad skog omförs till enskiktade bestånd och även röjning och hård gallring är starkt negativt. Lavskrikan har relativt stora hemområden och försvinner när den äldre skogen fragmenteras, särskilt allvarligt är när kärnområdena avverkas. Den försvinner successivt framför allt vid dess utbredningsgränser och populationen har minskat kontinuerligt under 2000-talet. Lavskrika är typisk art för </w:t>
+      </w:r>
+      <w:r>
+        <w:rPr>
+          <w:i/>
+        </w:rPr>
+        <w:t>9010 Taiga</w:t>
+      </w:r>
+      <w:r>
+        <w:t xml:space="preserve"> (SLU Artdatabanken, 2026; Skogsstyrelsen 2016).</w:t>
+      </w:r>
+    </w:p>
+    <w:p>
+      <w:r>
+        <w:rPr>
+          <w:b/>
+        </w:rPr>
         <w:t xml:space="preserve">Skarp dropptaggsvamp (NT) </w:t>
       </w:r>
       <w:r>
         <w:t>bildar mykorrhiza med både gran och tall, främst i barrskogar med trädkontinuitet. Arten uppträder dels i näringsrik kalkbarrskog och dels i sur lavtallskog. Kalkbarrskogarna är ofta grandominerade, olikåldriga och skiktade på frisk mark med ett örtrikt vegetationsskikt. Lavtallskogarna är i regel magra, torra, ljusöppna och ofta brandpräglade. Den totala populationen i landet har minskat och bedöms fortsätta minska till följd av avverkning av äldre barrskogar. Arten har begränsad förmåga att återetablera sig efter slutavverkning eller andra storskaliga skogsbruksåtgärder. Det saknas indikationer på att arten långsiktigt kan etablera eller reproducera sig i skogsbestånd som brukas med metoder som trakthyggesbruk, markberedning, gödsling eller föryngring med förädlat plantmaterial. Minskningstakten för den svenska populationen bedöms vara nära gränsvärdet för Sårbar (VU) (SLU Artdatabanken, 2026).</w:t>
+      </w:r>
+    </w:p>
+    <w:p>
+      <w:r>
+        <w:rPr>
+          <w:b/>
+        </w:rPr>
+        <w:t>Talltagel (NT)</w:t>
+      </w:r>
+      <w:r>
+        <w:t xml:space="preserve"> är en boreal art som förekommer på tall i äldre, öppna tallskogar. Den påverkas negativt av brist på kontinuitetsskog och minskningstakten bedöms vara nära gränsvärdet för Sårbar (VU). Talltagel är typisk art för </w:t>
+      </w:r>
+      <w:r>
+        <w:rPr>
+          <w:i/>
+        </w:rPr>
+        <w:t>9010 Taiga</w:t>
+      </w:r>
+      <w:r>
+        <w:t xml:space="preserve"> (SLU Artdatabanken, 2026).</w:t>
+      </w:r>
+    </w:p>
+    <w:p>
+      <w:r>
+        <w:rPr>
+          <w:b/>
+        </w:rPr>
+        <w:t>Vedskivlav (NT)</w:t>
+      </w:r>
+      <w:r>
+        <w:t xml:space="preserve"> växer på gammal, torr, exponerad, hård kärnved av framförallt tall i naturskogsartade bestånd. Avverkning av tallskog av naturskogskaraktär med spår av återkommande bränder är ett hot. Mängden lämplig ved att växa på för vedskivlav minskar, dels på grund av naturlig nedbrytning men framförallt på grund av att de förstörs i samband med slutavverkningar, gallringar och markberedning. Tall- och blandbarrskogar av naturskogskaraktär med spår av återkommande bränder bör skyddas. Vedskivlav är typisk art för </w:t>
+      </w:r>
+      <w:r>
+        <w:rPr>
+          <w:i/>
+        </w:rPr>
+        <w:t>9010 Taiga</w:t>
+      </w:r>
+      <w:r>
+        <w:t xml:space="preserve"> (SLU Artdatabanken, 2024).</w:t>
+      </w:r>
+    </w:p>
+    <w:p>
+      <w:r>
+        <w:rPr>
+          <w:b/>
+        </w:rPr>
+        <w:t>Vitplätt (NT)</w:t>
+      </w:r>
+      <w:r>
+        <w:t xml:space="preserve"> är en nedbrytare av död, hård och torr tallved och orsakar brunröta. Den förekommer mest i äldre, naturskogsliknande tallskog eller blandskog med äldre tall. Arten hotas av avverkning av gammal, senvuxen tall. I södra Sverige råder brist på lämpliga habitat och arten kan inte längre sprida sig utanför sina få kända växtplatser. Lokaler med gammal tall bör undantas från skogsbruk, i synnerhet i södra Sverige (SLU Artdatabanken, 2024).</w:t>
+      </w:r>
+    </w:p>
+    <w:p>
+      <w:r>
+        <w:rPr>
+          <w:b/>
+        </w:rPr>
+        <w:t>Timmerticka</w:t>
+      </w:r>
+      <w:r>
+        <w:t xml:space="preserve"> är typisk art för </w:t>
+      </w:r>
+      <w:r>
+        <w:rPr>
+          <w:i/>
+        </w:rPr>
+        <w:t>9060 Åsbarrskog</w:t>
+      </w:r>
+      <w:r>
+        <w:t>. Bland annat åtgärdsprogramsarten skrovlig flatbagge (NT) samt timmertickgnagare kan påträffas på eller i nära anslutning till fruktkroppar av timmerticka</w:t>
+      </w:r>
+      <w:r>
+        <w:rPr>
+          <w:i/>
+        </w:rPr>
+        <w:t xml:space="preserve"> </w:t>
+      </w:r>
+      <w:r>
+        <w:t>(SLU Artdatabanken, 2026).</w:t>
       </w:r>
     </w:p>
     <w:p>
@@ -330,6 +470,22 @@
       <w:r>
         <w:t>I den avverkningsanmälda skogen har fridlysta arter sina livsmiljöer och växtplatser. Att skada de fridlysta arternas livsmiljöer, växtplatser eller ekologiska funktion är inte tillåtet enligt artskyddsförordningen.</w:t>
       </w:r>
+      <w:r>
+        <w:rPr>
+          <w:i/>
+        </w:rPr>
+        <w:t xml:space="preserve"> EU:s medlemsländer och skogsbolag är skyldiga att agera i enlighet med EU:s fågeldirektiv där det uttryckligen står att direktivet gäller för fåglar samt för deras ägg, bon och </w:t>
+      </w:r>
+      <w:r>
+        <w:rPr>
+          <w:b/>
+          <w:i/>
+        </w:rPr>
+        <w:t xml:space="preserve">livsmiljöer </w:t>
+      </w:r>
+      <w:r>
+        <w:t>(artikel 1). Vidare att de åtgärder som vidtas inte får leda till en försämring av den nuvarande situationen beträffande bevarandet av de fågelarter som avses i artikel 1 (artikel 13).</w:t>
+      </w:r>
     </w:p>
     <w:p>
       <w:r>
@@ -368,7 +524,7 @@
         <w:rPr>
           <w:i/>
         </w:rPr>
-        <w:t>I det avverkningsanmälda skogsområdet har 2 naturvårdsarter varav 2 rödlistade arter sina livsmiljöer och växtplatser.</w:t>
+        <w:t>I det avverkningsanmälda skogsområdet har 10 naturvårdsarter varav 9 rödlistade arter sina livsmiljöer och växtplatser.</w:t>
       </w:r>
     </w:p>
     <w:p>
@@ -555,6 +711,105 @@
         <w:t>I den avverkningsanmälda skogen har fridlysta arter sina livsmiljöer och växtplatser. Att skada de fridlysta arternas livsmiljöer, växtplatser eller ekologiska funktion är inte tillåtet enligt artskyddsförordningen</w:t>
       </w:r>
     </w:p>
+    <w:p>
+      <w:r>
+        <w:br w:type="page"/>
+      </w:r>
+    </w:p>
+    <w:p>
+      <w:pPr>
+        <w:pStyle w:val="Title"/>
+      </w:pPr>
+      <w:r>
+        <w:t>BILAGA 1 – Fridlysta arter</w:t>
+      </w:r>
+    </w:p>
+    <w:p>
+      <w:pPr>
+        <w:pStyle w:val="Heading1"/>
+      </w:pPr>
+      <w:r>
+        <w:t>Lavskrika – ekologi samt krav på livsmiljön</w:t>
+      </w:r>
+    </w:p>
+    <w:p>
+      <w:r>
+        <w:t>Lavskrika är rödlistad som nära hotad (NT), fridlyst enligt 4 § artskyddsförordningen (2007:845) och ingår i förteckningen över prioriterade arter i Skogsstyrelsens föreskrifter och allmänna råd (SKSFS 2011:7) bilaga 4. Lavskrikan är en mycket stationär fågel, som häckar i äldre, slutna och hänglavsrika barrskogar. Nyckelfaktorer är flerskiktad skog med rik undervegetation samt riklig förekomst av hänglavar (SLU Artdatabanken, 2026).</w:t>
+      </w:r>
+    </w:p>
+    <w:p>
+      <w:r>
+        <w:t xml:space="preserve">I Skogsstyrelsens vägledning för hänsyn till fåglar står bland annat att: </w:t>
+      </w:r>
+      <w:r>
+        <w:rPr>
+          <w:i/>
+        </w:rPr>
+        <w:t>“Reviren är livslånga med hemområden som varierar mellan 50 och 150 ha. Hemområdena har inga fasta gränser utan det handlar mera om de yttre gränserna för familjegruppernas rörelser. Lavskrikan undviker att förflytta sig över stora öppna områden och hemområdesstorleken är därför större i områden fragmenterade av hyggen och yngre skog än i områden med i sammanhängande äldre skog. Det finns studier som antyder att det inom ett revir bör finnas maximalt 15 % öppna ytor och ungskog. Inom ett revir av hög kvalitet finns det som regel ett eller flera kärnområden (1–20 ha) med relativt tät flerskiktad granskog.”</w:t>
+      </w:r>
+      <w:r>
+        <w:t xml:space="preserve"> Vidare att: </w:t>
+      </w:r>
+      <w:r>
+        <w:rPr>
+          <w:i/>
+        </w:rPr>
+        <w:t>“Arten missgynnas när flerskiktad skog omförs till enskiktade bestånd. Även skogsskötsel med återkommande röjning och hård gallring är starkt negativt. Lavskrikan har relativt stora hemområden och försvinner när den äldre skogen fragmenteras, särskilt allvarligt är när kärnområdena avverkas.”</w:t>
+      </w:r>
+      <w:r>
+        <w:t xml:space="preserve"> (Skogsstyrelsen 2016).</w:t>
+      </w:r>
+    </w:p>
+    <w:p>
+      <w:r>
+        <w:t xml:space="preserve">Populationen har minskat med 20 (10–30) % under de senaste 15 åren och minskningstakten bedöms vara nära gränsvärdet för sårbar (VU). Arten försvinner successivt framför allt vid dess utbredningsgränser och populationen har minskat kontinuerligt under 2000-talet. Lavskrika är typisk art för </w:t>
+      </w:r>
+      <w:r>
+        <w:rPr>
+          <w:i/>
+        </w:rPr>
+        <w:t>9010 Taiga</w:t>
+      </w:r>
+      <w:r>
+        <w:t xml:space="preserve"> (SLU Artdatabanken, 2026).</w:t>
+      </w:r>
+    </w:p>
+    <w:p>
+      <w:pPr>
+        <w:pStyle w:val="Heading2"/>
+      </w:pPr>
+      <w:r>
+        <w:t>Referenser – lavskrika</w:t>
+      </w:r>
+    </w:p>
+    <w:p>
+      <w:r>
+        <w:t xml:space="preserve">Skogsstyrelsen, 2016. </w:t>
+      </w:r>
+      <w:r>
+        <w:rPr>
+          <w:i/>
+        </w:rPr>
+        <w:t xml:space="preserve">Vägledning för hänsyn till fåglar – lavskrika. </w:t>
+      </w:r>
+      <w:r>
+        <w:t>https://www.skogsstyrelsen.se/globalassets/lag-och-tillsyn/artskydd/vagledningar-for-hansyn-till-faglar/lavskrika-vagledning-hansyn.pdf</w:t>
+      </w:r>
+    </w:p>
+    <w:p>
+      <w:r>
+        <w:t xml:space="preserve">SLU Artdatabanken, 2026. </w:t>
+      </w:r>
+      <w:r>
+        <w:rPr>
+          <w:i/>
+        </w:rPr>
+        <w:t xml:space="preserve">Artfaktablad. Naturvård – artfakta. </w:t>
+      </w:r>
+      <w:r>
+        <w:t>SLU Artdatabanken, Uppsala</w:t>
+      </w:r>
+    </w:p>
     <w:sectPr>
       <w:headerReference w:type="even" r:id="rId8"/>
       <w:headerReference w:type="default" r:id="rId9"/>
@@ -683,7 +938,7 @@
     <w:r>
       <w:tab/>
       <w:tab/>
-      <w:t>2026-08-14</w:t>
+      <w:t>2026-08-15</w:t>
       <w:br/>
       <w:br/>
     </w:r>

--- a/klagomål/A 26639-2026 FSC-klagomål.docx
+++ b/klagomål/A 26639-2026 FSC-klagomål.docx
@@ -938,7 +938,7 @@
     <w:r>
       <w:tab/>
       <w:tab/>
-      <w:t>2026-08-15</w:t>
+      <w:t>2026-08-16</w:t>
       <w:br/>
       <w:br/>
     </w:r>

--- a/klagomål/A 26639-2026 FSC-klagomål.docx
+++ b/klagomål/A 26639-2026 FSC-klagomål.docx
@@ -938,7 +938,7 @@
     <w:r>
       <w:tab/>
       <w:tab/>
-      <w:t>2026-08-16</w:t>
+      <w:t>2026-08-17</w:t>
       <w:br/>
       <w:br/>
     </w:r>

--- a/klagomål/A 26639-2026 FSC-klagomål.docx
+++ b/klagomål/A 26639-2026 FSC-klagomål.docx
@@ -938,7 +938,7 @@
     <w:r>
       <w:tab/>
       <w:tab/>
-      <w:t>2026-08-17</w:t>
+      <w:t>2026-08-18</w:t>
       <w:br/>
       <w:br/>
     </w:r>

--- a/klagomål/A 26639-2026 FSC-klagomål.docx
+++ b/klagomål/A 26639-2026 FSC-klagomål.docx
@@ -938,7 +938,7 @@
     <w:r>
       <w:tab/>
       <w:tab/>
-      <w:t>2026-08-18</w:t>
+      <w:t>2026-08-19</w:t>
       <w:br/>
       <w:br/>
     </w:r>

--- a/klagomål/A 26639-2026 FSC-klagomål.docx
+++ b/klagomål/A 26639-2026 FSC-klagomål.docx
@@ -938,7 +938,7 @@
     <w:r>
       <w:tab/>
       <w:tab/>
-      <w:t>2026-08-19</w:t>
+      <w:t>2026-08-20</w:t>
       <w:br/>
       <w:br/>
     </w:r>

--- a/klagomål/A 26639-2026 FSC-klagomål.docx
+++ b/klagomål/A 26639-2026 FSC-klagomål.docx
@@ -938,7 +938,7 @@
     <w:r>
       <w:tab/>
       <w:tab/>
-      <w:t>2026-08-20</w:t>
+      <w:t>2026-08-21</w:t>
       <w:br/>
       <w:br/>
     </w:r>

--- a/klagomål/A 26639-2026 FSC-klagomål.docx
+++ b/klagomål/A 26639-2026 FSC-klagomål.docx
@@ -938,7 +938,7 @@
     <w:r>
       <w:tab/>
       <w:tab/>
-      <w:t>2026-08-21</w:t>
+      <w:t>2026-08-22</w:t>
       <w:br/>
       <w:br/>
     </w:r>

--- a/klagomål/A 26639-2026 FSC-klagomål.docx
+++ b/klagomål/A 26639-2026 FSC-klagomål.docx
@@ -938,7 +938,7 @@
     <w:r>
       <w:tab/>
       <w:tab/>
-      <w:t>2026-08-22</w:t>
+      <w:t>2026-08-23</w:t>
       <w:br/>
       <w:br/>
     </w:r>

--- a/klagomål/A 26639-2026 FSC-klagomål.docx
+++ b/klagomål/A 26639-2026 FSC-klagomål.docx
@@ -938,7 +938,7 @@
     <w:r>
       <w:tab/>
       <w:tab/>
-      <w:t>2026-08-23</w:t>
+      <w:t>2026-08-24</w:t>
       <w:br/>
       <w:br/>
     </w:r>

--- a/klagomål/A 26639-2026 FSC-klagomål.docx
+++ b/klagomål/A 26639-2026 FSC-klagomål.docx
@@ -938,7 +938,7 @@
     <w:r>
       <w:tab/>
       <w:tab/>
-      <w:t>2026-08-24</w:t>
+      <w:t>2026-08-25</w:t>
       <w:br/>
       <w:br/>
     </w:r>

--- a/klagomål/A 26639-2026 FSC-klagomål.docx
+++ b/klagomål/A 26639-2026 FSC-klagomål.docx
@@ -938,7 +938,7 @@
     <w:r>
       <w:tab/>
       <w:tab/>
-      <w:t>2026-08-25</w:t>
+      <w:t>2026-08-26</w:t>
       <w:br/>
       <w:br/>
     </w:r>

--- a/klagomål/A 26639-2026 FSC-klagomål.docx
+++ b/klagomål/A 26639-2026 FSC-klagomål.docx
@@ -938,7 +938,7 @@
     <w:r>
       <w:tab/>
       <w:tab/>
-      <w:t>2026-08-26</w:t>
+      <w:t>2026-08-27</w:t>
       <w:br/>
       <w:br/>
     </w:r>

--- a/klagomål/A 26639-2026 FSC-klagomål.docx
+++ b/klagomål/A 26639-2026 FSC-klagomål.docx
@@ -938,7 +938,7 @@
     <w:r>
       <w:tab/>
       <w:tab/>
-      <w:t>2026-08-27</w:t>
+      <w:t>2026-08-28</w:t>
       <w:br/>
       <w:br/>
     </w:r>

--- a/klagomål/A 26639-2026 FSC-klagomål.docx
+++ b/klagomål/A 26639-2026 FSC-klagomål.docx
@@ -938,7 +938,7 @@
     <w:r>
       <w:tab/>
       <w:tab/>
-      <w:t>2026-08-28</w:t>
+      <w:t>2026-08-29</w:t>
       <w:br/>
       <w:br/>
     </w:r>

--- a/klagomål/A 26639-2026 FSC-klagomål.docx
+++ b/klagomål/A 26639-2026 FSC-klagomål.docx
@@ -938,7 +938,7 @@
     <w:r>
       <w:tab/>
       <w:tab/>
-      <w:t>2026-08-29</w:t>
+      <w:t>2026-08-31</w:t>
       <w:br/>
       <w:br/>
     </w:r>

--- a/klagomål/A 26639-2026 FSC-klagomål.docx
+++ b/klagomål/A 26639-2026 FSC-klagomål.docx
@@ -938,7 +938,7 @@
     <w:r>
       <w:tab/>
       <w:tab/>
-      <w:t>2026-08-31</w:t>
+      <w:t>2026-09-01</w:t>
       <w:br/>
       <w:br/>
     </w:r>

--- a/klagomål/A 26639-2026 FSC-klagomål.docx
+++ b/klagomål/A 26639-2026 FSC-klagomål.docx
@@ -938,7 +938,7 @@
     <w:r>
       <w:tab/>
       <w:tab/>
-      <w:t>2026-09-01</w:t>
+      <w:t>2026-09-02</w:t>
       <w:br/>
       <w:br/>
     </w:r>

--- a/klagomål/A 26639-2026 FSC-klagomål.docx
+++ b/klagomål/A 26639-2026 FSC-klagomål.docx
@@ -938,7 +938,7 @@
     <w:r>
       <w:tab/>
       <w:tab/>
-      <w:t>2026-09-02</w:t>
+      <w:t>2026-09-03</w:t>
       <w:br/>
       <w:br/>
     </w:r>

--- a/klagomål/A 26639-2026 FSC-klagomål.docx
+++ b/klagomål/A 26639-2026 FSC-klagomål.docx
@@ -938,7 +938,7 @@
     <w:r>
       <w:tab/>
       <w:tab/>
-      <w:t>2026-09-03</w:t>
+      <w:t>2026-09-04</w:t>
       <w:br/>
       <w:br/>
     </w:r>

--- a/klagomål/A 26639-2026 FSC-klagomål.docx
+++ b/klagomål/A 26639-2026 FSC-klagomål.docx
@@ -938,7 +938,7 @@
     <w:r>
       <w:tab/>
       <w:tab/>
-      <w:t>2026-09-04</w:t>
+      <w:t>2026-09-05</w:t>
       <w:br/>
       <w:br/>
     </w:r>

--- a/klagomål/A 26639-2026 FSC-klagomål.docx
+++ b/klagomål/A 26639-2026 FSC-klagomål.docx
@@ -938,7 +938,7 @@
     <w:r>
       <w:tab/>
       <w:tab/>
-      <w:t>2026-09-05</w:t>
+      <w:t>2026-09-06</w:t>
       <w:br/>
       <w:br/>
     </w:r>

--- a/klagomål/A 26639-2026 FSC-klagomål.docx
+++ b/klagomål/A 26639-2026 FSC-klagomål.docx
@@ -938,7 +938,7 @@
     <w:r>
       <w:tab/>
       <w:tab/>
-      <w:t>2026-09-06</w:t>
+      <w:t>2026-09-07</w:t>
       <w:br/>
       <w:br/>
     </w:r>

--- a/klagomål/A 26639-2026 FSC-klagomål.docx
+++ b/klagomål/A 26639-2026 FSC-klagomål.docx
@@ -938,7 +938,7 @@
     <w:r>
       <w:tab/>
       <w:tab/>
-      <w:t>2026-09-07</w:t>
+      <w:t>2026-09-08</w:t>
       <w:br/>
       <w:br/>
     </w:r>

--- a/klagomål/A 26639-2026 FSC-klagomål.docx
+++ b/klagomål/A 26639-2026 FSC-klagomål.docx
@@ -938,7 +938,7 @@
     <w:r>
       <w:tab/>
       <w:tab/>
-      <w:t>2026-09-08</w:t>
+      <w:t>2026-09-09</w:t>
       <w:br/>
       <w:br/>
     </w:r>

--- a/klagomål/A 26639-2026 FSC-klagomål.docx
+++ b/klagomål/A 26639-2026 FSC-klagomål.docx
@@ -938,7 +938,7 @@
     <w:r>
       <w:tab/>
       <w:tab/>
-      <w:t>2026-09-09</w:t>
+      <w:t>2026-09-10</w:t>
       <w:br/>
       <w:br/>
     </w:r>

--- a/klagomål/A 26639-2026 FSC-klagomål.docx
+++ b/klagomål/A 26639-2026 FSC-klagomål.docx
@@ -938,7 +938,7 @@
     <w:r>
       <w:tab/>
       <w:tab/>
-      <w:t>2026-09-10</w:t>
+      <w:t>2026-09-11</w:t>
       <w:br/>
       <w:br/>
     </w:r>

--- a/klagomål/A 26639-2026 FSC-klagomål.docx
+++ b/klagomål/A 26639-2026 FSC-klagomål.docx
@@ -938,7 +938,7 @@
     <w:r>
       <w:tab/>
       <w:tab/>
-      <w:t>2026-09-11</w:t>
+      <w:t>2026-09-12</w:t>
       <w:br/>
       <w:br/>
     </w:r>
